--- a/public/plantilla_alta.docx
+++ b/public/plantilla_alta.docx
@@ -4,3713 +4,13 @@
   <w:body>
     <w:p>
       <w:pPr>
-        <w:spacing w:line="276" w:lineRule="auto"/>
-        <w:jc w:val="both"/>
-        <w:rPr>
-          <w:rFonts w:ascii="Gotham Book" w:hAnsi="Gotham Book"/>
-        </w:rPr>
+        <w:spacing w:after="160"/>
       </w:pPr>
       <w:r>
         <w:rPr>
-          <w:rFonts w:ascii="Gotham Book" w:hAnsi="Gotham Book"/>
+          <w:rFonts w:ascii="Calibri" w:hAnsi="Calibri"/>
         </w:rPr>
-        <w:t xml:space="preserve">D.  de </w:t>
-      </w:r>
-      <w:r>
-        <w:rPr>
-          <w:rFonts w:ascii="Gotham Book" w:hAnsi="Gotham Book"/>
-        </w:rPr>
-        <w:t>años, ingresa en nuestra Unidad de Hospitalización,</w:t>
-      </w:r>
-      <w:r>
-        <w:rPr>
-          <w:rFonts w:ascii="Gotham Book" w:hAnsi="Gotham Book"/>
-        </w:rPr>
-        <w:t xml:space="preserve"> a petición de su médico de cabecera</w:t>
-      </w:r>
-      <w:r>
-        <w:rPr>
-          <w:rFonts w:ascii="Gotham Book" w:hAnsi="Gotham Book"/>
-        </w:rPr>
-        <w:t>, por trastorno de conducta.</w:t>
-      </w:r>
-    </w:p>
-    <w:p>
-      <w:pPr>
-        <w:spacing w:line="276" w:lineRule="auto"/>
-        <w:jc w:val="both"/>
-        <w:rPr>
-          <w:rFonts w:ascii="Gotham Book" w:hAnsi="Gotham Book"/>
-        </w:rPr>
-      </w:pPr>
-    </w:p>
-    <w:p>
-      <w:pPr>
-        <w:spacing w:line="276" w:lineRule="auto"/>
-        <w:jc w:val="both"/>
-        <w:rPr>
-          <w:rFonts w:ascii="Gotham Book" w:hAnsi="Gotham Book"/>
-          <w:b/>
-          <w:u w:val="single"/>
-        </w:rPr>
-      </w:pPr>
-      <w:r>
-        <w:rPr>
-          <w:rFonts w:ascii="Gotham Book" w:hAnsi="Gotham Book"/>
-          <w:b/>
-          <w:u w:val="single"/>
-        </w:rPr>
-        <w:t>ANTECEDENTES PATOL</w:t>
-      </w:r>
-      <w:r>
-        <w:rPr>
-          <w:rFonts w:ascii="Gotham Book" w:hAnsi="Gotham Book"/>
-          <w:b/>
-          <w:u w:val="single"/>
-        </w:rPr>
-        <w:t>Ó</w:t>
-      </w:r>
-      <w:r>
-        <w:rPr>
-          <w:rFonts w:ascii="Gotham Book" w:hAnsi="Gotham Book"/>
-          <w:b/>
-          <w:u w:val="single"/>
-        </w:rPr>
-        <w:t xml:space="preserve">GICOS </w:t>
-      </w:r>
-    </w:p>
-    <w:p>
-      <w:pPr>
-        <w:spacing w:line="276" w:lineRule="auto"/>
-        <w:jc w:val="both"/>
-        <w:rPr>
-          <w:rFonts w:ascii="Gotham Book" w:hAnsi="Gotham Book"/>
-          <w:bCs/>
-        </w:rPr>
-      </w:pPr>
-      <w:r>
-        <w:rPr>
-          <w:rFonts w:ascii="Gotham Book" w:hAnsi="Gotham Book"/>
-          <w:b/>
-        </w:rPr>
-        <w:t>Alergias:</w:t>
-      </w:r>
-      <w:r>
-        <w:rPr>
-          <w:rFonts w:ascii="Gotham Book" w:hAnsi="Gotham Book"/>
-          <w:b/>
-        </w:rPr>
-        <w:t xml:space="preserve">  </w:t>
-      </w:r>
-    </w:p>
-    <w:p>
-      <w:pPr>
-        <w:spacing w:line="276" w:lineRule="auto"/>
-        <w:jc w:val="both"/>
-        <w:rPr>
-          <w:rFonts w:ascii="Gotham Book" w:hAnsi="Gotham Book"/>
-          <w:b/>
-        </w:rPr>
-      </w:pPr>
-    </w:p>
-    <w:p>
-      <w:pPr>
-        <w:spacing w:line="276" w:lineRule="auto"/>
-        <w:jc w:val="both"/>
-        <w:rPr>
-          <w:rFonts w:ascii="Gotham Book" w:hAnsi="Gotham Book"/>
-          <w:b/>
-        </w:rPr>
-      </w:pPr>
-      <w:r>
-        <w:rPr>
-          <w:rFonts w:ascii="Gotham Book" w:hAnsi="Gotham Book"/>
-          <w:b/>
-        </w:rPr>
-        <w:t xml:space="preserve">Antecedentes médicos: </w:t>
-      </w:r>
-    </w:p>
-    <w:p>
-      <w:pPr>
-        <w:spacing w:line="276" w:lineRule="auto"/>
-        <w:jc w:val="both"/>
-        <w:rPr>
-          <w:rFonts w:ascii="Gotham Book" w:hAnsi="Gotham Book"/>
-          <w:bCs/>
-        </w:rPr>
-      </w:pPr>
-      <w:r>
-        <w:rPr>
-          <w:rFonts w:ascii="Gotham Book" w:hAnsi="Gotham Book"/>
-          <w:bCs/>
-        </w:rPr>
-        <w:t xml:space="preserve">- </w:t>
-      </w:r>
-    </w:p>
-    <w:p>
-      <w:pPr>
-        <w:spacing w:line="276" w:lineRule="auto"/>
-        <w:jc w:val="both"/>
-        <w:rPr>
-          <w:rFonts w:ascii="Gotham Book" w:hAnsi="Gotham Book"/>
-          <w:bCs/>
-        </w:rPr>
-      </w:pPr>
-      <w:r>
-        <w:rPr>
-          <w:rFonts w:ascii="Gotham Book" w:hAnsi="Gotham Book"/>
-          <w:bCs/>
-        </w:rPr>
-        <w:t>-</w:t>
-      </w:r>
-    </w:p>
-    <w:p>
-      <w:pPr>
-        <w:spacing w:line="276" w:lineRule="auto"/>
-        <w:jc w:val="both"/>
-        <w:rPr>
-          <w:rFonts w:ascii="Gotham Book" w:hAnsi="Gotham Book"/>
-          <w:b/>
-        </w:rPr>
-      </w:pPr>
-    </w:p>
-    <w:p>
-      <w:pPr>
-        <w:spacing w:line="276" w:lineRule="auto"/>
-        <w:jc w:val="both"/>
-        <w:rPr>
-          <w:rFonts w:ascii="Gotham Book" w:hAnsi="Gotham Book"/>
-          <w:b/>
-        </w:rPr>
-      </w:pPr>
-      <w:r>
-        <w:rPr>
-          <w:rFonts w:ascii="Gotham Book" w:hAnsi="Gotham Book"/>
-          <w:b/>
-        </w:rPr>
-        <w:t xml:space="preserve">Intervenciones quirúrgicas: </w:t>
-      </w:r>
-    </w:p>
-    <w:p>
-      <w:pPr>
-        <w:spacing w:line="276" w:lineRule="auto"/>
-        <w:jc w:val="both"/>
-        <w:rPr>
-          <w:rFonts w:ascii="Gotham Book" w:hAnsi="Gotham Book"/>
-          <w:bCs/>
-        </w:rPr>
-      </w:pPr>
-      <w:r>
-        <w:rPr>
-          <w:rFonts w:ascii="Gotham Book" w:hAnsi="Gotham Book"/>
-          <w:bCs/>
-        </w:rPr>
-        <w:t>-</w:t>
-      </w:r>
-    </w:p>
-    <w:p>
-      <w:pPr>
-        <w:spacing w:line="276" w:lineRule="auto"/>
-        <w:jc w:val="both"/>
-        <w:rPr>
-          <w:rFonts w:ascii="Gotham Book" w:hAnsi="Gotham Book"/>
-          <w:bCs/>
-        </w:rPr>
-      </w:pPr>
-    </w:p>
-    <w:p>
-      <w:pPr>
-        <w:spacing w:line="276" w:lineRule="auto"/>
-        <w:jc w:val="both"/>
-        <w:rPr>
-          <w:rFonts w:ascii="Gotham Book" w:hAnsi="Gotham Book"/>
-          <w:b/>
-        </w:rPr>
-      </w:pPr>
-      <w:r>
-        <w:rPr>
-          <w:rFonts w:ascii="Gotham Book" w:hAnsi="Gotham Book"/>
-          <w:b/>
-        </w:rPr>
-        <w:t>Antecedentes familiares:</w:t>
-      </w:r>
-    </w:p>
-    <w:p>
-      <w:pPr>
-        <w:spacing w:line="276" w:lineRule="auto"/>
-        <w:jc w:val="both"/>
-        <w:rPr>
-          <w:rFonts w:ascii="Gotham Book" w:hAnsi="Gotham Book"/>
-          <w:bCs/>
-        </w:rPr>
-      </w:pPr>
-      <w:r>
-        <w:rPr>
-          <w:rFonts w:ascii="Gotham Book" w:hAnsi="Gotham Book"/>
-          <w:bCs/>
-        </w:rPr>
-        <w:t xml:space="preserve">- </w:t>
-      </w:r>
-    </w:p>
-    <w:p>
-      <w:pPr>
-        <w:spacing w:line="276" w:lineRule="auto"/>
-        <w:jc w:val="both"/>
-        <w:rPr>
-          <w:rFonts w:ascii="Gotham Book" w:hAnsi="Gotham Book"/>
-          <w:b/>
-        </w:rPr>
-      </w:pPr>
-    </w:p>
-    <w:p>
-      <w:pPr>
-        <w:spacing w:line="276" w:lineRule="auto"/>
-        <w:jc w:val="both"/>
-        <w:rPr>
-          <w:rFonts w:ascii="Gotham Book" w:hAnsi="Gotham Book"/>
-        </w:rPr>
-      </w:pPr>
-      <w:r>
-        <w:rPr>
-          <w:rFonts w:ascii="Gotham Book" w:hAnsi="Gotham Book"/>
-          <w:b/>
-        </w:rPr>
-        <w:t>Tratamiento al ingreso</w:t>
-      </w:r>
-      <w:r>
-        <w:rPr>
-          <w:rFonts w:ascii="Gotham Book" w:hAnsi="Gotham Book"/>
-        </w:rPr>
-        <w:t xml:space="preserve">: </w:t>
-      </w:r>
-    </w:p>
-    <w:tbl>
-      <w:tblPr>
-        <w:tblW w:w="8790" w:type="dxa"/>
-        <w:tblBorders>
-          <w:top w:val="single" w:sz="4" w:space="0" w:color="auto"/>
-          <w:left w:val="single" w:sz="4" w:space="0" w:color="auto"/>
-          <w:bottom w:val="single" w:sz="4" w:space="0" w:color="auto"/>
-          <w:right w:val="single" w:sz="4" w:space="0" w:color="auto"/>
-          <w:insideH w:val="single" w:sz="4" w:space="0" w:color="auto"/>
-          <w:insideV w:val="single" w:sz="4" w:space="0" w:color="auto"/>
-        </w:tblBorders>
-        <w:tblLayout w:type="fixed"/>
-        <w:tblLook w:val="04A0" w:firstRow="1" w:lastRow="0" w:firstColumn="1" w:lastColumn="0" w:noHBand="0" w:noVBand="1"/>
-      </w:tblPr>
-      <w:tblGrid>
-        <w:gridCol w:w="2546"/>
-        <w:gridCol w:w="1248"/>
-        <w:gridCol w:w="1249"/>
-        <w:gridCol w:w="1249"/>
-        <w:gridCol w:w="1249"/>
-        <w:gridCol w:w="1249"/>
-      </w:tblGrid>
-      <w:tr>
-        <w:trPr>
-          <w:trHeight w:val="452"/>
-        </w:trPr>
-        <w:tc>
-          <w:tcPr>
-            <w:tcW w:w="2546" w:type="dxa"/>
-            <w:tcBorders>
-              <w:top w:val="single" w:sz="4" w:space="0" w:color="auto"/>
-              <w:left w:val="single" w:sz="4" w:space="0" w:color="auto"/>
-              <w:bottom w:val="single" w:sz="4" w:space="0" w:color="auto"/>
-              <w:right w:val="single" w:sz="4" w:space="0" w:color="auto"/>
-            </w:tcBorders>
-            <w:vAlign w:val="center"/>
-          </w:tcPr>
-          <w:p>
-            <w:pPr>
-              <w:spacing w:line="276" w:lineRule="auto"/>
-              <w:rPr>
-                <w:rFonts w:ascii="Gotham Book" w:hAnsi="Gotham Book"/>
-                <w:color w:val="000000"/>
-              </w:rPr>
-            </w:pPr>
-          </w:p>
-        </w:tc>
-        <w:tc>
-          <w:tcPr>
-            <w:tcW w:w="1248" w:type="dxa"/>
-            <w:tcBorders>
-              <w:top w:val="single" w:sz="4" w:space="0" w:color="auto"/>
-              <w:left w:val="single" w:sz="4" w:space="0" w:color="auto"/>
-              <w:bottom w:val="single" w:sz="4" w:space="0" w:color="auto"/>
-              <w:right w:val="single" w:sz="4" w:space="0" w:color="auto"/>
-            </w:tcBorders>
-            <w:vAlign w:val="center"/>
-            <w:hideMark/>
-          </w:tcPr>
-          <w:p>
-            <w:pPr>
-              <w:spacing w:line="276" w:lineRule="auto"/>
-              <w:jc w:val="center"/>
-              <w:rPr>
-                <w:rFonts w:ascii="Gotham Book" w:hAnsi="Gotham Book"/>
-                <w:color w:val="000000"/>
-              </w:rPr>
-            </w:pPr>
-            <w:r>
-              <w:rPr>
-                <w:rFonts w:ascii="Gotham Book" w:hAnsi="Gotham Book"/>
-                <w:color w:val="000000"/>
-              </w:rPr>
-              <w:t>DESAYUNO</w:t>
-            </w:r>
-          </w:p>
-        </w:tc>
-        <w:tc>
-          <w:tcPr>
-            <w:tcW w:w="1249" w:type="dxa"/>
-            <w:tcBorders>
-              <w:top w:val="single" w:sz="4" w:space="0" w:color="auto"/>
-              <w:left w:val="single" w:sz="4" w:space="0" w:color="auto"/>
-              <w:bottom w:val="single" w:sz="4" w:space="0" w:color="auto"/>
-              <w:right w:val="single" w:sz="4" w:space="0" w:color="auto"/>
-            </w:tcBorders>
-            <w:vAlign w:val="center"/>
-            <w:hideMark/>
-          </w:tcPr>
-          <w:p>
-            <w:pPr>
-              <w:spacing w:line="276" w:lineRule="auto"/>
-              <w:jc w:val="center"/>
-              <w:rPr>
-                <w:rFonts w:ascii="Gotham Book" w:hAnsi="Gotham Book"/>
-                <w:color w:val="000000"/>
-              </w:rPr>
-            </w:pPr>
-            <w:r>
-              <w:rPr>
-                <w:rFonts w:ascii="Gotham Book" w:hAnsi="Gotham Book"/>
-                <w:color w:val="000000"/>
-              </w:rPr>
-              <w:t>COMIDA</w:t>
-            </w:r>
-          </w:p>
-        </w:tc>
-        <w:tc>
-          <w:tcPr>
-            <w:tcW w:w="1249" w:type="dxa"/>
-            <w:tcBorders>
-              <w:top w:val="single" w:sz="4" w:space="0" w:color="auto"/>
-              <w:left w:val="single" w:sz="4" w:space="0" w:color="auto"/>
-              <w:bottom w:val="single" w:sz="4" w:space="0" w:color="auto"/>
-              <w:right w:val="single" w:sz="4" w:space="0" w:color="auto"/>
-            </w:tcBorders>
-            <w:vAlign w:val="center"/>
-            <w:hideMark/>
-          </w:tcPr>
-          <w:p>
-            <w:pPr>
-              <w:spacing w:line="276" w:lineRule="auto"/>
-              <w:jc w:val="center"/>
-              <w:rPr>
-                <w:rFonts w:ascii="Gotham Book" w:hAnsi="Gotham Book"/>
-                <w:color w:val="000000"/>
-              </w:rPr>
-            </w:pPr>
-            <w:r>
-              <w:rPr>
-                <w:rFonts w:ascii="Gotham Book" w:hAnsi="Gotham Book"/>
-                <w:color w:val="000000"/>
-              </w:rPr>
-              <w:t>MERIENDA</w:t>
-            </w:r>
-          </w:p>
-        </w:tc>
-        <w:tc>
-          <w:tcPr>
-            <w:tcW w:w="1249" w:type="dxa"/>
-            <w:tcBorders>
-              <w:top w:val="single" w:sz="4" w:space="0" w:color="auto"/>
-              <w:left w:val="single" w:sz="4" w:space="0" w:color="auto"/>
-              <w:bottom w:val="single" w:sz="4" w:space="0" w:color="auto"/>
-              <w:right w:val="single" w:sz="4" w:space="0" w:color="auto"/>
-            </w:tcBorders>
-            <w:vAlign w:val="center"/>
-            <w:hideMark/>
-          </w:tcPr>
-          <w:p>
-            <w:pPr>
-              <w:spacing w:line="276" w:lineRule="auto"/>
-              <w:jc w:val="center"/>
-              <w:rPr>
-                <w:rFonts w:ascii="Gotham Book" w:hAnsi="Gotham Book"/>
-                <w:color w:val="000000"/>
-              </w:rPr>
-            </w:pPr>
-            <w:r>
-              <w:rPr>
-                <w:rFonts w:ascii="Gotham Book" w:hAnsi="Gotham Book"/>
-                <w:color w:val="000000"/>
-              </w:rPr>
-              <w:t>CENA</w:t>
-            </w:r>
-          </w:p>
-        </w:tc>
-        <w:tc>
-          <w:tcPr>
-            <w:tcW w:w="1249" w:type="dxa"/>
-            <w:tcBorders>
-              <w:top w:val="single" w:sz="4" w:space="0" w:color="auto"/>
-              <w:left w:val="single" w:sz="4" w:space="0" w:color="auto"/>
-              <w:bottom w:val="single" w:sz="4" w:space="0" w:color="auto"/>
-              <w:right w:val="single" w:sz="4" w:space="0" w:color="auto"/>
-            </w:tcBorders>
-            <w:vAlign w:val="center"/>
-            <w:hideMark/>
-          </w:tcPr>
-          <w:p>
-            <w:pPr>
-              <w:spacing w:line="276" w:lineRule="auto"/>
-              <w:jc w:val="center"/>
-              <w:rPr>
-                <w:rFonts w:ascii="Gotham Book" w:hAnsi="Gotham Book"/>
-                <w:color w:val="000000"/>
-              </w:rPr>
-            </w:pPr>
-            <w:r>
-              <w:rPr>
-                <w:rFonts w:ascii="Gotham Book" w:hAnsi="Gotham Book"/>
-                <w:color w:val="000000"/>
-              </w:rPr>
-              <w:t>ACOSTAR</w:t>
-            </w:r>
-          </w:p>
-        </w:tc>
-      </w:tr>
-      <w:tr>
-        <w:trPr>
-          <w:trHeight w:val="250"/>
-        </w:trPr>
-        <w:tc>
-          <w:tcPr>
-            <w:tcW w:w="2546" w:type="dxa"/>
-            <w:tcBorders>
-              <w:top w:val="single" w:sz="4" w:space="0" w:color="auto"/>
-              <w:left w:val="single" w:sz="4" w:space="0" w:color="auto"/>
-              <w:bottom w:val="single" w:sz="4" w:space="0" w:color="auto"/>
-              <w:right w:val="single" w:sz="4" w:space="0" w:color="auto"/>
-            </w:tcBorders>
-            <w:vAlign w:val="center"/>
-          </w:tcPr>
-          <w:p>
-            <w:pPr>
-              <w:spacing w:line="276" w:lineRule="auto"/>
-              <w:rPr>
-                <w:rFonts w:ascii="Gotham Book" w:hAnsi="Gotham Book"/>
-                <w:color w:val="000000"/>
-              </w:rPr>
-            </w:pPr>
-          </w:p>
-        </w:tc>
-        <w:tc>
-          <w:tcPr>
-            <w:tcW w:w="1248" w:type="dxa"/>
-            <w:tcBorders>
-              <w:top w:val="single" w:sz="4" w:space="0" w:color="auto"/>
-              <w:left w:val="single" w:sz="4" w:space="0" w:color="auto"/>
-              <w:bottom w:val="single" w:sz="4" w:space="0" w:color="auto"/>
-              <w:right w:val="single" w:sz="4" w:space="0" w:color="auto"/>
-            </w:tcBorders>
-            <w:vAlign w:val="center"/>
-          </w:tcPr>
-          <w:p>
-            <w:pPr>
-              <w:spacing w:line="276" w:lineRule="auto"/>
-              <w:jc w:val="center"/>
-              <w:rPr>
-                <w:rFonts w:ascii="Gotham Book" w:hAnsi="Gotham Book"/>
-                <w:color w:val="000000"/>
-              </w:rPr>
-            </w:pPr>
-          </w:p>
-        </w:tc>
-        <w:tc>
-          <w:tcPr>
-            <w:tcW w:w="1249" w:type="dxa"/>
-            <w:tcBorders>
-              <w:top w:val="single" w:sz="4" w:space="0" w:color="auto"/>
-              <w:left w:val="single" w:sz="4" w:space="0" w:color="auto"/>
-              <w:bottom w:val="single" w:sz="4" w:space="0" w:color="auto"/>
-              <w:right w:val="single" w:sz="4" w:space="0" w:color="auto"/>
-            </w:tcBorders>
-            <w:vAlign w:val="center"/>
-          </w:tcPr>
-          <w:p>
-            <w:pPr>
-              <w:spacing w:line="276" w:lineRule="auto"/>
-              <w:jc w:val="center"/>
-              <w:rPr>
-                <w:rFonts w:ascii="Gotham Book" w:hAnsi="Gotham Book"/>
-                <w:color w:val="000000"/>
-              </w:rPr>
-            </w:pPr>
-          </w:p>
-        </w:tc>
-        <w:tc>
-          <w:tcPr>
-            <w:tcW w:w="1249" w:type="dxa"/>
-            <w:tcBorders>
-              <w:top w:val="single" w:sz="4" w:space="0" w:color="auto"/>
-              <w:left w:val="single" w:sz="4" w:space="0" w:color="auto"/>
-              <w:bottom w:val="single" w:sz="4" w:space="0" w:color="auto"/>
-              <w:right w:val="single" w:sz="4" w:space="0" w:color="auto"/>
-            </w:tcBorders>
-            <w:vAlign w:val="center"/>
-          </w:tcPr>
-          <w:p>
-            <w:pPr>
-              <w:spacing w:line="276" w:lineRule="auto"/>
-              <w:jc w:val="center"/>
-              <w:rPr>
-                <w:rFonts w:ascii="Gotham Book" w:hAnsi="Gotham Book"/>
-                <w:color w:val="000000"/>
-              </w:rPr>
-            </w:pPr>
-          </w:p>
-        </w:tc>
-        <w:tc>
-          <w:tcPr>
-            <w:tcW w:w="1249" w:type="dxa"/>
-            <w:tcBorders>
-              <w:top w:val="single" w:sz="4" w:space="0" w:color="auto"/>
-              <w:left w:val="single" w:sz="4" w:space="0" w:color="auto"/>
-              <w:bottom w:val="single" w:sz="4" w:space="0" w:color="auto"/>
-              <w:right w:val="single" w:sz="4" w:space="0" w:color="auto"/>
-            </w:tcBorders>
-            <w:vAlign w:val="center"/>
-          </w:tcPr>
-          <w:p>
-            <w:pPr>
-              <w:spacing w:line="276" w:lineRule="auto"/>
-              <w:jc w:val="center"/>
-              <w:rPr>
-                <w:rFonts w:ascii="Gotham Book" w:hAnsi="Gotham Book"/>
-                <w:color w:val="000000"/>
-              </w:rPr>
-            </w:pPr>
-          </w:p>
-        </w:tc>
-        <w:tc>
-          <w:tcPr>
-            <w:tcW w:w="1249" w:type="dxa"/>
-            <w:tcBorders>
-              <w:top w:val="single" w:sz="4" w:space="0" w:color="auto"/>
-              <w:left w:val="single" w:sz="4" w:space="0" w:color="auto"/>
-              <w:bottom w:val="single" w:sz="4" w:space="0" w:color="auto"/>
-              <w:right w:val="single" w:sz="4" w:space="0" w:color="auto"/>
-            </w:tcBorders>
-            <w:vAlign w:val="center"/>
-          </w:tcPr>
-          <w:p>
-            <w:pPr>
-              <w:spacing w:line="276" w:lineRule="auto"/>
-              <w:jc w:val="center"/>
-              <w:rPr>
-                <w:rFonts w:ascii="Gotham Book" w:hAnsi="Gotham Book"/>
-                <w:color w:val="000000"/>
-              </w:rPr>
-            </w:pPr>
-          </w:p>
-        </w:tc>
-      </w:tr>
-      <w:tr>
-        <w:trPr>
-          <w:trHeight w:val="232"/>
-        </w:trPr>
-        <w:tc>
-          <w:tcPr>
-            <w:tcW w:w="2546" w:type="dxa"/>
-            <w:tcBorders>
-              <w:top w:val="single" w:sz="4" w:space="0" w:color="auto"/>
-              <w:left w:val="single" w:sz="4" w:space="0" w:color="auto"/>
-              <w:bottom w:val="single" w:sz="4" w:space="0" w:color="auto"/>
-              <w:right w:val="single" w:sz="4" w:space="0" w:color="auto"/>
-            </w:tcBorders>
-            <w:vAlign w:val="center"/>
-          </w:tcPr>
-          <w:p>
-            <w:pPr>
-              <w:spacing w:line="276" w:lineRule="auto"/>
-              <w:rPr>
-                <w:rFonts w:ascii="Gotham Book" w:hAnsi="Gotham Book"/>
-                <w:color w:val="000000"/>
-              </w:rPr>
-            </w:pPr>
-          </w:p>
-        </w:tc>
-        <w:tc>
-          <w:tcPr>
-            <w:tcW w:w="1248" w:type="dxa"/>
-            <w:tcBorders>
-              <w:top w:val="single" w:sz="4" w:space="0" w:color="auto"/>
-              <w:left w:val="single" w:sz="4" w:space="0" w:color="auto"/>
-              <w:bottom w:val="single" w:sz="4" w:space="0" w:color="auto"/>
-              <w:right w:val="single" w:sz="4" w:space="0" w:color="auto"/>
-            </w:tcBorders>
-            <w:vAlign w:val="center"/>
-          </w:tcPr>
-          <w:p>
-            <w:pPr>
-              <w:spacing w:line="276" w:lineRule="auto"/>
-              <w:jc w:val="center"/>
-              <w:rPr>
-                <w:rFonts w:ascii="Gotham Book" w:hAnsi="Gotham Book"/>
-                <w:color w:val="000000"/>
-              </w:rPr>
-            </w:pPr>
-          </w:p>
-        </w:tc>
-        <w:tc>
-          <w:tcPr>
-            <w:tcW w:w="1249" w:type="dxa"/>
-            <w:tcBorders>
-              <w:top w:val="single" w:sz="4" w:space="0" w:color="auto"/>
-              <w:left w:val="single" w:sz="4" w:space="0" w:color="auto"/>
-              <w:bottom w:val="single" w:sz="4" w:space="0" w:color="auto"/>
-              <w:right w:val="single" w:sz="4" w:space="0" w:color="auto"/>
-            </w:tcBorders>
-            <w:vAlign w:val="center"/>
-          </w:tcPr>
-          <w:p>
-            <w:pPr>
-              <w:spacing w:line="276" w:lineRule="auto"/>
-              <w:jc w:val="center"/>
-              <w:rPr>
-                <w:rFonts w:ascii="Gotham Book" w:hAnsi="Gotham Book"/>
-                <w:color w:val="000000"/>
-              </w:rPr>
-            </w:pPr>
-          </w:p>
-        </w:tc>
-        <w:tc>
-          <w:tcPr>
-            <w:tcW w:w="1249" w:type="dxa"/>
-            <w:tcBorders>
-              <w:top w:val="single" w:sz="4" w:space="0" w:color="auto"/>
-              <w:left w:val="single" w:sz="4" w:space="0" w:color="auto"/>
-              <w:bottom w:val="single" w:sz="4" w:space="0" w:color="auto"/>
-              <w:right w:val="single" w:sz="4" w:space="0" w:color="auto"/>
-            </w:tcBorders>
-            <w:vAlign w:val="center"/>
-          </w:tcPr>
-          <w:p>
-            <w:pPr>
-              <w:spacing w:line="276" w:lineRule="auto"/>
-              <w:jc w:val="center"/>
-              <w:rPr>
-                <w:rFonts w:ascii="Gotham Book" w:hAnsi="Gotham Book"/>
-                <w:color w:val="000000"/>
-              </w:rPr>
-            </w:pPr>
-          </w:p>
-        </w:tc>
-        <w:tc>
-          <w:tcPr>
-            <w:tcW w:w="1249" w:type="dxa"/>
-            <w:tcBorders>
-              <w:top w:val="single" w:sz="4" w:space="0" w:color="auto"/>
-              <w:left w:val="single" w:sz="4" w:space="0" w:color="auto"/>
-              <w:bottom w:val="single" w:sz="4" w:space="0" w:color="auto"/>
-              <w:right w:val="single" w:sz="4" w:space="0" w:color="auto"/>
-            </w:tcBorders>
-            <w:vAlign w:val="center"/>
-          </w:tcPr>
-          <w:p>
-            <w:pPr>
-              <w:spacing w:line="276" w:lineRule="auto"/>
-              <w:jc w:val="center"/>
-              <w:rPr>
-                <w:rFonts w:ascii="Gotham Book" w:hAnsi="Gotham Book"/>
-                <w:color w:val="000000"/>
-              </w:rPr>
-            </w:pPr>
-          </w:p>
-        </w:tc>
-        <w:tc>
-          <w:tcPr>
-            <w:tcW w:w="1249" w:type="dxa"/>
-            <w:tcBorders>
-              <w:top w:val="single" w:sz="4" w:space="0" w:color="auto"/>
-              <w:left w:val="single" w:sz="4" w:space="0" w:color="auto"/>
-              <w:bottom w:val="single" w:sz="4" w:space="0" w:color="auto"/>
-              <w:right w:val="single" w:sz="4" w:space="0" w:color="auto"/>
-            </w:tcBorders>
-            <w:vAlign w:val="center"/>
-          </w:tcPr>
-          <w:p>
-            <w:pPr>
-              <w:spacing w:line="276" w:lineRule="auto"/>
-              <w:jc w:val="center"/>
-              <w:rPr>
-                <w:rFonts w:ascii="Gotham Book" w:hAnsi="Gotham Book"/>
-                <w:color w:val="000000"/>
-              </w:rPr>
-            </w:pPr>
-          </w:p>
-        </w:tc>
-      </w:tr>
-      <w:tr>
-        <w:trPr>
-          <w:trHeight w:val="232"/>
-        </w:trPr>
-        <w:tc>
-          <w:tcPr>
-            <w:tcW w:w="2546" w:type="dxa"/>
-            <w:tcBorders>
-              <w:top w:val="single" w:sz="4" w:space="0" w:color="auto"/>
-              <w:left w:val="single" w:sz="4" w:space="0" w:color="auto"/>
-              <w:bottom w:val="single" w:sz="4" w:space="0" w:color="auto"/>
-              <w:right w:val="single" w:sz="4" w:space="0" w:color="auto"/>
-            </w:tcBorders>
-            <w:vAlign w:val="center"/>
-          </w:tcPr>
-          <w:p>
-            <w:pPr>
-              <w:spacing w:line="276" w:lineRule="auto"/>
-              <w:rPr>
-                <w:rFonts w:ascii="Gotham Book" w:hAnsi="Gotham Book"/>
-                <w:color w:val="000000"/>
-              </w:rPr>
-            </w:pPr>
-          </w:p>
-        </w:tc>
-        <w:tc>
-          <w:tcPr>
-            <w:tcW w:w="1248" w:type="dxa"/>
-            <w:tcBorders>
-              <w:top w:val="single" w:sz="4" w:space="0" w:color="auto"/>
-              <w:left w:val="single" w:sz="4" w:space="0" w:color="auto"/>
-              <w:bottom w:val="single" w:sz="4" w:space="0" w:color="auto"/>
-              <w:right w:val="single" w:sz="4" w:space="0" w:color="auto"/>
-            </w:tcBorders>
-            <w:vAlign w:val="center"/>
-          </w:tcPr>
-          <w:p>
-            <w:pPr>
-              <w:spacing w:line="276" w:lineRule="auto"/>
-              <w:jc w:val="center"/>
-              <w:rPr>
-                <w:rFonts w:ascii="Gotham Book" w:hAnsi="Gotham Book"/>
-                <w:color w:val="000000"/>
-              </w:rPr>
-            </w:pPr>
-          </w:p>
-        </w:tc>
-        <w:tc>
-          <w:tcPr>
-            <w:tcW w:w="1249" w:type="dxa"/>
-            <w:tcBorders>
-              <w:top w:val="single" w:sz="4" w:space="0" w:color="auto"/>
-              <w:left w:val="single" w:sz="4" w:space="0" w:color="auto"/>
-              <w:bottom w:val="single" w:sz="4" w:space="0" w:color="auto"/>
-              <w:right w:val="single" w:sz="4" w:space="0" w:color="auto"/>
-            </w:tcBorders>
-            <w:vAlign w:val="center"/>
-          </w:tcPr>
-          <w:p>
-            <w:pPr>
-              <w:spacing w:line="276" w:lineRule="auto"/>
-              <w:jc w:val="center"/>
-              <w:rPr>
-                <w:rFonts w:ascii="Gotham Book" w:hAnsi="Gotham Book"/>
-                <w:color w:val="000000"/>
-              </w:rPr>
-            </w:pPr>
-          </w:p>
-        </w:tc>
-        <w:tc>
-          <w:tcPr>
-            <w:tcW w:w="1249" w:type="dxa"/>
-            <w:tcBorders>
-              <w:top w:val="single" w:sz="4" w:space="0" w:color="auto"/>
-              <w:left w:val="single" w:sz="4" w:space="0" w:color="auto"/>
-              <w:bottom w:val="single" w:sz="4" w:space="0" w:color="auto"/>
-              <w:right w:val="single" w:sz="4" w:space="0" w:color="auto"/>
-            </w:tcBorders>
-            <w:vAlign w:val="center"/>
-          </w:tcPr>
-          <w:p>
-            <w:pPr>
-              <w:spacing w:line="276" w:lineRule="auto"/>
-              <w:jc w:val="center"/>
-              <w:rPr>
-                <w:rFonts w:ascii="Gotham Book" w:hAnsi="Gotham Book"/>
-                <w:color w:val="000000"/>
-              </w:rPr>
-            </w:pPr>
-          </w:p>
-        </w:tc>
-        <w:tc>
-          <w:tcPr>
-            <w:tcW w:w="1249" w:type="dxa"/>
-            <w:tcBorders>
-              <w:top w:val="single" w:sz="4" w:space="0" w:color="auto"/>
-              <w:left w:val="single" w:sz="4" w:space="0" w:color="auto"/>
-              <w:bottom w:val="single" w:sz="4" w:space="0" w:color="auto"/>
-              <w:right w:val="single" w:sz="4" w:space="0" w:color="auto"/>
-            </w:tcBorders>
-            <w:vAlign w:val="center"/>
-          </w:tcPr>
-          <w:p>
-            <w:pPr>
-              <w:spacing w:line="276" w:lineRule="auto"/>
-              <w:jc w:val="center"/>
-              <w:rPr>
-                <w:rFonts w:ascii="Gotham Book" w:hAnsi="Gotham Book"/>
-                <w:color w:val="000000"/>
-              </w:rPr>
-            </w:pPr>
-          </w:p>
-        </w:tc>
-        <w:tc>
-          <w:tcPr>
-            <w:tcW w:w="1249" w:type="dxa"/>
-            <w:tcBorders>
-              <w:top w:val="single" w:sz="4" w:space="0" w:color="auto"/>
-              <w:left w:val="single" w:sz="4" w:space="0" w:color="auto"/>
-              <w:bottom w:val="single" w:sz="4" w:space="0" w:color="auto"/>
-              <w:right w:val="single" w:sz="4" w:space="0" w:color="auto"/>
-            </w:tcBorders>
-            <w:vAlign w:val="center"/>
-          </w:tcPr>
-          <w:p>
-            <w:pPr>
-              <w:spacing w:line="276" w:lineRule="auto"/>
-              <w:jc w:val="center"/>
-              <w:rPr>
-                <w:rFonts w:ascii="Gotham Book" w:hAnsi="Gotham Book"/>
-                <w:color w:val="000000"/>
-              </w:rPr>
-            </w:pPr>
-          </w:p>
-        </w:tc>
-      </w:tr>
-      <w:tr>
-        <w:trPr>
-          <w:trHeight w:val="232"/>
-        </w:trPr>
-        <w:tc>
-          <w:tcPr>
-            <w:tcW w:w="2546" w:type="dxa"/>
-            <w:tcBorders>
-              <w:top w:val="single" w:sz="4" w:space="0" w:color="auto"/>
-              <w:left w:val="single" w:sz="4" w:space="0" w:color="auto"/>
-              <w:bottom w:val="single" w:sz="4" w:space="0" w:color="auto"/>
-              <w:right w:val="single" w:sz="4" w:space="0" w:color="auto"/>
-            </w:tcBorders>
-            <w:vAlign w:val="center"/>
-          </w:tcPr>
-          <w:p>
-            <w:pPr>
-              <w:spacing w:line="276" w:lineRule="auto"/>
-              <w:rPr>
-                <w:rFonts w:ascii="Gotham Book" w:hAnsi="Gotham Book"/>
-                <w:color w:val="000000"/>
-              </w:rPr>
-            </w:pPr>
-          </w:p>
-        </w:tc>
-        <w:tc>
-          <w:tcPr>
-            <w:tcW w:w="1248" w:type="dxa"/>
-            <w:tcBorders>
-              <w:top w:val="single" w:sz="4" w:space="0" w:color="auto"/>
-              <w:left w:val="single" w:sz="4" w:space="0" w:color="auto"/>
-              <w:bottom w:val="single" w:sz="4" w:space="0" w:color="auto"/>
-              <w:right w:val="single" w:sz="4" w:space="0" w:color="auto"/>
-            </w:tcBorders>
-            <w:vAlign w:val="center"/>
-          </w:tcPr>
-          <w:p>
-            <w:pPr>
-              <w:spacing w:line="276" w:lineRule="auto"/>
-              <w:jc w:val="center"/>
-              <w:rPr>
-                <w:rFonts w:ascii="Gotham Book" w:hAnsi="Gotham Book"/>
-                <w:color w:val="000000"/>
-              </w:rPr>
-            </w:pPr>
-          </w:p>
-        </w:tc>
-        <w:tc>
-          <w:tcPr>
-            <w:tcW w:w="1249" w:type="dxa"/>
-            <w:tcBorders>
-              <w:top w:val="single" w:sz="4" w:space="0" w:color="auto"/>
-              <w:left w:val="single" w:sz="4" w:space="0" w:color="auto"/>
-              <w:bottom w:val="single" w:sz="4" w:space="0" w:color="auto"/>
-              <w:right w:val="single" w:sz="4" w:space="0" w:color="auto"/>
-            </w:tcBorders>
-            <w:vAlign w:val="center"/>
-          </w:tcPr>
-          <w:p>
-            <w:pPr>
-              <w:spacing w:line="276" w:lineRule="auto"/>
-              <w:jc w:val="center"/>
-              <w:rPr>
-                <w:rFonts w:ascii="Gotham Book" w:hAnsi="Gotham Book"/>
-                <w:color w:val="000000"/>
-              </w:rPr>
-            </w:pPr>
-          </w:p>
-        </w:tc>
-        <w:tc>
-          <w:tcPr>
-            <w:tcW w:w="1249" w:type="dxa"/>
-            <w:tcBorders>
-              <w:top w:val="single" w:sz="4" w:space="0" w:color="auto"/>
-              <w:left w:val="single" w:sz="4" w:space="0" w:color="auto"/>
-              <w:bottom w:val="single" w:sz="4" w:space="0" w:color="auto"/>
-              <w:right w:val="single" w:sz="4" w:space="0" w:color="auto"/>
-            </w:tcBorders>
-            <w:vAlign w:val="center"/>
-          </w:tcPr>
-          <w:p>
-            <w:pPr>
-              <w:spacing w:line="276" w:lineRule="auto"/>
-              <w:jc w:val="center"/>
-              <w:rPr>
-                <w:rFonts w:ascii="Gotham Book" w:hAnsi="Gotham Book"/>
-                <w:color w:val="000000"/>
-              </w:rPr>
-            </w:pPr>
-          </w:p>
-        </w:tc>
-        <w:tc>
-          <w:tcPr>
-            <w:tcW w:w="1249" w:type="dxa"/>
-            <w:tcBorders>
-              <w:top w:val="single" w:sz="4" w:space="0" w:color="auto"/>
-              <w:left w:val="single" w:sz="4" w:space="0" w:color="auto"/>
-              <w:bottom w:val="single" w:sz="4" w:space="0" w:color="auto"/>
-              <w:right w:val="single" w:sz="4" w:space="0" w:color="auto"/>
-            </w:tcBorders>
-            <w:vAlign w:val="center"/>
-          </w:tcPr>
-          <w:p>
-            <w:pPr>
-              <w:spacing w:line="276" w:lineRule="auto"/>
-              <w:jc w:val="center"/>
-              <w:rPr>
-                <w:rFonts w:ascii="Gotham Book" w:hAnsi="Gotham Book"/>
-                <w:color w:val="000000"/>
-              </w:rPr>
-            </w:pPr>
-          </w:p>
-        </w:tc>
-        <w:tc>
-          <w:tcPr>
-            <w:tcW w:w="1249" w:type="dxa"/>
-            <w:tcBorders>
-              <w:top w:val="single" w:sz="4" w:space="0" w:color="auto"/>
-              <w:left w:val="single" w:sz="4" w:space="0" w:color="auto"/>
-              <w:bottom w:val="single" w:sz="4" w:space="0" w:color="auto"/>
-              <w:right w:val="single" w:sz="4" w:space="0" w:color="auto"/>
-            </w:tcBorders>
-            <w:vAlign w:val="center"/>
-          </w:tcPr>
-          <w:p>
-            <w:pPr>
-              <w:spacing w:line="276" w:lineRule="auto"/>
-              <w:jc w:val="center"/>
-              <w:rPr>
-                <w:rFonts w:ascii="Gotham Book" w:hAnsi="Gotham Book"/>
-                <w:color w:val="000000"/>
-              </w:rPr>
-            </w:pPr>
-          </w:p>
-        </w:tc>
-      </w:tr>
-      <w:tr>
-        <w:trPr>
-          <w:trHeight w:val="232"/>
-        </w:trPr>
-        <w:tc>
-          <w:tcPr>
-            <w:tcW w:w="2546" w:type="dxa"/>
-            <w:tcBorders>
-              <w:top w:val="single" w:sz="4" w:space="0" w:color="auto"/>
-              <w:left w:val="single" w:sz="4" w:space="0" w:color="auto"/>
-              <w:bottom w:val="single" w:sz="4" w:space="0" w:color="auto"/>
-              <w:right w:val="single" w:sz="4" w:space="0" w:color="auto"/>
-            </w:tcBorders>
-            <w:vAlign w:val="center"/>
-          </w:tcPr>
-          <w:p>
-            <w:pPr>
-              <w:spacing w:line="276" w:lineRule="auto"/>
-              <w:rPr>
-                <w:rFonts w:ascii="Gotham Book" w:hAnsi="Gotham Book"/>
-                <w:color w:val="000000"/>
-              </w:rPr>
-            </w:pPr>
-          </w:p>
-        </w:tc>
-        <w:tc>
-          <w:tcPr>
-            <w:tcW w:w="1248" w:type="dxa"/>
-            <w:tcBorders>
-              <w:top w:val="single" w:sz="4" w:space="0" w:color="auto"/>
-              <w:left w:val="single" w:sz="4" w:space="0" w:color="auto"/>
-              <w:bottom w:val="single" w:sz="4" w:space="0" w:color="auto"/>
-              <w:right w:val="single" w:sz="4" w:space="0" w:color="auto"/>
-            </w:tcBorders>
-            <w:vAlign w:val="center"/>
-          </w:tcPr>
-          <w:p>
-            <w:pPr>
-              <w:spacing w:line="276" w:lineRule="auto"/>
-              <w:jc w:val="center"/>
-              <w:rPr>
-                <w:rFonts w:ascii="Gotham Book" w:hAnsi="Gotham Book"/>
-                <w:color w:val="000000"/>
-              </w:rPr>
-            </w:pPr>
-          </w:p>
-        </w:tc>
-        <w:tc>
-          <w:tcPr>
-            <w:tcW w:w="1249" w:type="dxa"/>
-            <w:tcBorders>
-              <w:top w:val="single" w:sz="4" w:space="0" w:color="auto"/>
-              <w:left w:val="single" w:sz="4" w:space="0" w:color="auto"/>
-              <w:bottom w:val="single" w:sz="4" w:space="0" w:color="auto"/>
-              <w:right w:val="single" w:sz="4" w:space="0" w:color="auto"/>
-            </w:tcBorders>
-            <w:vAlign w:val="center"/>
-          </w:tcPr>
-          <w:p>
-            <w:pPr>
-              <w:spacing w:line="276" w:lineRule="auto"/>
-              <w:jc w:val="center"/>
-              <w:rPr>
-                <w:rFonts w:ascii="Gotham Book" w:hAnsi="Gotham Book"/>
-                <w:color w:val="000000"/>
-              </w:rPr>
-            </w:pPr>
-          </w:p>
-        </w:tc>
-        <w:tc>
-          <w:tcPr>
-            <w:tcW w:w="1249" w:type="dxa"/>
-            <w:tcBorders>
-              <w:top w:val="single" w:sz="4" w:space="0" w:color="auto"/>
-              <w:left w:val="single" w:sz="4" w:space="0" w:color="auto"/>
-              <w:bottom w:val="single" w:sz="4" w:space="0" w:color="auto"/>
-              <w:right w:val="single" w:sz="4" w:space="0" w:color="auto"/>
-            </w:tcBorders>
-            <w:vAlign w:val="center"/>
-          </w:tcPr>
-          <w:p>
-            <w:pPr>
-              <w:spacing w:line="276" w:lineRule="auto"/>
-              <w:jc w:val="center"/>
-              <w:rPr>
-                <w:rFonts w:ascii="Gotham Book" w:hAnsi="Gotham Book"/>
-                <w:color w:val="000000"/>
-              </w:rPr>
-            </w:pPr>
-          </w:p>
-        </w:tc>
-        <w:tc>
-          <w:tcPr>
-            <w:tcW w:w="1249" w:type="dxa"/>
-            <w:tcBorders>
-              <w:top w:val="single" w:sz="4" w:space="0" w:color="auto"/>
-              <w:left w:val="single" w:sz="4" w:space="0" w:color="auto"/>
-              <w:bottom w:val="single" w:sz="4" w:space="0" w:color="auto"/>
-              <w:right w:val="single" w:sz="4" w:space="0" w:color="auto"/>
-            </w:tcBorders>
-            <w:vAlign w:val="center"/>
-          </w:tcPr>
-          <w:p>
-            <w:pPr>
-              <w:spacing w:line="276" w:lineRule="auto"/>
-              <w:jc w:val="center"/>
-              <w:rPr>
-                <w:rFonts w:ascii="Gotham Book" w:hAnsi="Gotham Book"/>
-                <w:color w:val="000000"/>
-              </w:rPr>
-            </w:pPr>
-          </w:p>
-        </w:tc>
-        <w:tc>
-          <w:tcPr>
-            <w:tcW w:w="1249" w:type="dxa"/>
-            <w:tcBorders>
-              <w:top w:val="single" w:sz="4" w:space="0" w:color="auto"/>
-              <w:left w:val="single" w:sz="4" w:space="0" w:color="auto"/>
-              <w:bottom w:val="single" w:sz="4" w:space="0" w:color="auto"/>
-              <w:right w:val="single" w:sz="4" w:space="0" w:color="auto"/>
-            </w:tcBorders>
-            <w:vAlign w:val="center"/>
-          </w:tcPr>
-          <w:p>
-            <w:pPr>
-              <w:spacing w:line="276" w:lineRule="auto"/>
-              <w:jc w:val="center"/>
-              <w:rPr>
-                <w:rFonts w:ascii="Gotham Book" w:hAnsi="Gotham Book"/>
-                <w:color w:val="000000"/>
-              </w:rPr>
-            </w:pPr>
-          </w:p>
-        </w:tc>
-      </w:tr>
-    </w:tbl>
-    <w:p>
-      <w:pPr>
-        <w:spacing w:line="276" w:lineRule="auto"/>
-        <w:jc w:val="both"/>
-        <w:rPr>
-          <w:rFonts w:ascii="Gotham Book" w:hAnsi="Gotham Book"/>
-          <w:bCs/>
-        </w:rPr>
-      </w:pPr>
-    </w:p>
-    <w:p>
-      <w:pPr>
-        <w:spacing w:line="276" w:lineRule="auto"/>
-        <w:jc w:val="both"/>
-        <w:rPr>
-          <w:rFonts w:ascii="Gotham Book" w:hAnsi="Gotham Book"/>
-          <w:b/>
-          <w:u w:val="single"/>
-        </w:rPr>
-      </w:pPr>
-      <w:r>
-        <w:rPr>
-          <w:rFonts w:ascii="Gotham Book" w:hAnsi="Gotham Book"/>
-          <w:b/>
-          <w:u w:val="single"/>
-        </w:rPr>
-        <w:t xml:space="preserve">VALORACIÓN GERIÁTRICA INTEGRAL: </w:t>
-      </w:r>
-    </w:p>
-    <w:p>
-      <w:pPr>
-        <w:spacing w:line="276" w:lineRule="auto"/>
-        <w:jc w:val="both"/>
-        <w:rPr>
-          <w:rFonts w:ascii="Gotham Book" w:hAnsi="Gotham Book"/>
-          <w:bCs/>
-        </w:rPr>
-      </w:pPr>
-      <w:r>
-        <w:rPr>
-          <w:rFonts w:ascii="Gotham Book" w:hAnsi="Gotham Book"/>
-          <w:b/>
-        </w:rPr>
-        <w:t xml:space="preserve">Social: </w:t>
-      </w:r>
-    </w:p>
-    <w:p>
-      <w:pPr>
-        <w:spacing w:line="276" w:lineRule="auto"/>
-        <w:jc w:val="both"/>
-        <w:rPr>
-          <w:rFonts w:ascii="Gotham Book" w:hAnsi="Gotham Book"/>
-        </w:rPr>
-      </w:pPr>
-      <w:r>
-        <w:rPr>
-          <w:rFonts w:ascii="Gotham Book" w:hAnsi="Gotham Book"/>
-          <w:b/>
-        </w:rPr>
-        <w:t>Funcional</w:t>
-      </w:r>
-      <w:r>
-        <w:rPr>
-          <w:rFonts w:ascii="Gotham Book" w:hAnsi="Gotham Book"/>
-        </w:rPr>
-        <w:t xml:space="preserve">: </w:t>
-      </w:r>
-    </w:p>
-    <w:p>
-      <w:pPr>
-        <w:spacing w:line="276" w:lineRule="auto"/>
-        <w:jc w:val="both"/>
-        <w:rPr>
-          <w:rFonts w:ascii="Gotham Book" w:hAnsi="Gotham Book"/>
-        </w:rPr>
-      </w:pPr>
-      <w:r>
-        <w:rPr>
-          <w:rFonts w:ascii="Gotham Book" w:hAnsi="Gotham Book"/>
-        </w:rPr>
-        <w:t xml:space="preserve">- </w:t>
-      </w:r>
-      <w:r>
-        <w:rPr>
-          <w:rFonts w:ascii="Gotham Book" w:hAnsi="Gotham Book"/>
-        </w:rPr>
-        <w:t>I. Barthel</w:t>
-      </w:r>
-      <w:r>
-        <w:rPr>
-          <w:rFonts w:ascii="Gotham Book" w:hAnsi="Gotham Book"/>
-        </w:rPr>
-        <w:t xml:space="preserve">: </w:t>
-      </w:r>
-      <w:r>
-        <w:rPr>
-          <w:rFonts w:ascii="Gotham Book" w:hAnsi="Gotham Book"/>
-        </w:rPr>
-        <w:t>/100</w:t>
-      </w:r>
-      <w:r>
-        <w:rPr>
-          <w:rFonts w:ascii="Gotham Book" w:hAnsi="Gotham Book"/>
-        </w:rPr>
-        <w:t xml:space="preserve">. </w:t>
-      </w:r>
-    </w:p>
-    <w:p>
-      <w:pPr>
-        <w:spacing w:line="276" w:lineRule="auto"/>
-        <w:jc w:val="both"/>
-        <w:rPr>
-          <w:rFonts w:ascii="Gotham Book" w:hAnsi="Gotham Book"/>
-        </w:rPr>
-      </w:pPr>
-      <w:r>
-        <w:rPr>
-          <w:rFonts w:ascii="Gotham Book" w:hAnsi="Gotham Book"/>
-        </w:rPr>
-        <w:t xml:space="preserve">- </w:t>
-      </w:r>
-      <w:r>
-        <w:rPr>
-          <w:rFonts w:ascii="Gotham Book" w:hAnsi="Gotham Book"/>
-        </w:rPr>
-        <w:t>I. Lawton: /8</w:t>
-      </w:r>
-      <w:r>
-        <w:rPr>
-          <w:rFonts w:ascii="Gotham Book" w:hAnsi="Gotham Book"/>
-        </w:rPr>
-        <w:t xml:space="preserve">. </w:t>
-      </w:r>
-    </w:p>
-    <w:p>
-      <w:pPr>
-        <w:spacing w:line="276" w:lineRule="auto"/>
-        <w:jc w:val="both"/>
-        <w:rPr>
-          <w:rFonts w:ascii="Gotham Book" w:hAnsi="Gotham Book"/>
-          <w:b/>
-        </w:rPr>
-      </w:pPr>
-      <w:r>
-        <w:rPr>
-          <w:rFonts w:ascii="Gotham Book" w:hAnsi="Gotham Book"/>
-          <w:b/>
-        </w:rPr>
-        <w:t>Cognitivo:</w:t>
-      </w:r>
-      <w:r>
-        <w:rPr>
-          <w:rFonts w:ascii="Gotham Book" w:hAnsi="Gotham Book"/>
-          <w:bCs/>
-        </w:rPr>
-        <w:t xml:space="preserve"> </w:t>
-      </w:r>
-    </w:p>
-    <w:p>
-      <w:pPr>
-        <w:spacing w:line="276" w:lineRule="auto"/>
-        <w:jc w:val="both"/>
-        <w:rPr>
-          <w:rFonts w:ascii="Gotham Book" w:hAnsi="Gotham Book"/>
-        </w:rPr>
-      </w:pPr>
-      <w:r>
-        <w:rPr>
-          <w:rFonts w:ascii="Gotham Book" w:hAnsi="Gotham Book"/>
-          <w:b/>
-        </w:rPr>
-        <w:t>Sensorial</w:t>
-      </w:r>
-      <w:r>
-        <w:rPr>
-          <w:rFonts w:ascii="Gotham Book" w:hAnsi="Gotham Book"/>
-        </w:rPr>
-        <w:t xml:space="preserve">: </w:t>
-      </w:r>
-    </w:p>
-    <w:p>
-      <w:pPr>
-        <w:spacing w:line="276" w:lineRule="auto"/>
-        <w:jc w:val="both"/>
-        <w:rPr>
-          <w:rFonts w:ascii="Gotham Book" w:hAnsi="Gotham Book"/>
-        </w:rPr>
-      </w:pPr>
-      <w:r>
-        <w:rPr>
-          <w:rFonts w:ascii="Gotham Book" w:hAnsi="Gotham Book"/>
-          <w:b/>
-        </w:rPr>
-        <w:t>Nutricional</w:t>
-      </w:r>
-      <w:r>
-        <w:rPr>
-          <w:rFonts w:ascii="Gotham Book" w:hAnsi="Gotham Book"/>
-        </w:rPr>
-        <w:t xml:space="preserve">: </w:t>
-      </w:r>
-    </w:p>
-    <w:p>
-      <w:pPr>
-        <w:spacing w:line="276" w:lineRule="auto"/>
-        <w:jc w:val="both"/>
-        <w:rPr>
-          <w:rFonts w:ascii="Gotham Book" w:hAnsi="Gotham Book"/>
-          <w:b/>
-        </w:rPr>
-      </w:pPr>
-      <w:r>
-        <w:rPr>
-          <w:rFonts w:ascii="Gotham Book" w:hAnsi="Gotham Book"/>
-          <w:b/>
-        </w:rPr>
-        <w:t>Dolor</w:t>
-      </w:r>
-      <w:r>
-        <w:rPr>
-          <w:rFonts w:ascii="Gotham Book" w:hAnsi="Gotham Book"/>
-        </w:rPr>
-        <w:t xml:space="preserve">: </w:t>
-      </w:r>
-    </w:p>
-    <w:p>
-      <w:pPr>
-        <w:spacing w:line="276" w:lineRule="auto"/>
-        <w:jc w:val="both"/>
-        <w:rPr>
-          <w:rFonts w:ascii="Gotham Book" w:hAnsi="Gotham Book"/>
-        </w:rPr>
-      </w:pPr>
-      <w:r>
-        <w:rPr>
-          <w:rFonts w:ascii="Gotham Book" w:hAnsi="Gotham Book"/>
-          <w:b/>
-        </w:rPr>
-        <w:t>Otros síndromes geriátricos</w:t>
-      </w:r>
-      <w:r>
-        <w:rPr>
-          <w:rFonts w:ascii="Gotham Book" w:hAnsi="Gotham Book"/>
-          <w:b/>
-        </w:rPr>
-        <w:t>:</w:t>
-      </w:r>
-      <w:r>
-        <w:rPr>
-          <w:rFonts w:ascii="Gotham Book" w:hAnsi="Gotham Book"/>
-          <w:bCs/>
-        </w:rPr>
-        <w:t xml:space="preserve"> </w:t>
-      </w:r>
-    </w:p>
-    <w:p>
-      <w:pPr>
-        <w:spacing w:line="276" w:lineRule="auto"/>
-        <w:jc w:val="both"/>
-        <w:rPr>
-          <w:rFonts w:ascii="Gotham Book" w:hAnsi="Gotham Book"/>
-          <w:b/>
-          <w:u w:val="single"/>
-        </w:rPr>
-      </w:pPr>
-    </w:p>
-    <w:p>
-      <w:pPr>
-        <w:spacing w:line="276" w:lineRule="auto"/>
-        <w:jc w:val="both"/>
-        <w:rPr>
-          <w:rFonts w:ascii="Gotham Book" w:hAnsi="Gotham Book"/>
-          <w:b/>
-          <w:u w:val="single"/>
-        </w:rPr>
-      </w:pPr>
-      <w:r>
-        <w:rPr>
-          <w:rFonts w:ascii="Gotham Book" w:hAnsi="Gotham Book"/>
-          <w:b/>
-          <w:u w:val="single"/>
-        </w:rPr>
-        <w:t>ENFERMEDAD ACTUAL:</w:t>
-      </w:r>
-    </w:p>
-    <w:p>
-      <w:pPr>
-        <w:spacing w:line="276" w:lineRule="auto"/>
-        <w:jc w:val="both"/>
-        <w:rPr>
-          <w:rFonts w:ascii="Gotham Book" w:hAnsi="Gotham Book"/>
-          <w:bCs/>
-          <w:u w:val="single"/>
-        </w:rPr>
-      </w:pPr>
-      <w:r>
-        <w:rPr>
-          <w:rFonts w:ascii="Gotham Book" w:hAnsi="Gotham Book"/>
-          <w:u w:val="single"/>
-        </w:rPr>
-        <w:t>Personalidad previa</w:t>
-      </w:r>
-      <w:r>
-        <w:rPr>
-          <w:rFonts w:ascii="Gotham Book" w:hAnsi="Gotham Book"/>
-          <w:u w:val="single"/>
-        </w:rPr>
-        <w:t>:</w:t>
-      </w:r>
-      <w:r>
-        <w:rPr>
-          <w:rFonts w:ascii="Gotham Book" w:hAnsi="Gotham Book"/>
-          <w:bCs/>
-        </w:rPr>
-        <w:t xml:space="preserve"> </w:t>
-      </w:r>
-    </w:p>
-    <w:p>
-      <w:pPr>
-        <w:spacing w:line="276" w:lineRule="auto"/>
-        <w:jc w:val="both"/>
-        <w:rPr>
-          <w:rFonts w:ascii="Gotham Book" w:hAnsi="Gotham Book"/>
-          <w:u w:val="single"/>
-        </w:rPr>
-      </w:pPr>
-    </w:p>
-    <w:p>
-      <w:pPr>
-        <w:spacing w:line="276" w:lineRule="auto"/>
-        <w:jc w:val="both"/>
-        <w:rPr>
-          <w:rFonts w:ascii="Gotham Book" w:hAnsi="Gotham Book"/>
-          <w:u w:val="single"/>
-        </w:rPr>
-      </w:pPr>
-      <w:r>
-        <w:rPr>
-          <w:rFonts w:ascii="Gotham Book" w:hAnsi="Gotham Book"/>
-          <w:u w:val="single"/>
-        </w:rPr>
-        <w:t>Evolución del deterioro cognitivo</w:t>
-      </w:r>
-      <w:r>
-        <w:rPr>
-          <w:rFonts w:ascii="Gotham Book" w:hAnsi="Gotham Book"/>
-          <w:u w:val="single"/>
-        </w:rPr>
-        <w:t>, conductual y</w:t>
-      </w:r>
-      <w:r>
-        <w:rPr>
-          <w:rFonts w:ascii="Gotham Book" w:hAnsi="Gotham Book"/>
-          <w:u w:val="single"/>
-        </w:rPr>
-        <w:t xml:space="preserve"> funcional:</w:t>
-      </w:r>
-    </w:p>
-    <w:p>
-      <w:pPr>
-        <w:spacing w:line="276" w:lineRule="auto"/>
-        <w:jc w:val="both"/>
-        <w:rPr>
-          <w:rFonts w:ascii="Gotham Book" w:hAnsi="Gotham Book"/>
-        </w:rPr>
-      </w:pPr>
-    </w:p>
-    <w:p>
-      <w:pPr>
-        <w:spacing w:line="276" w:lineRule="auto"/>
-        <w:jc w:val="both"/>
-        <w:rPr>
-          <w:rFonts w:ascii="Gotham Book" w:hAnsi="Gotham Book"/>
-          <w:u w:val="single"/>
-        </w:rPr>
-      </w:pPr>
-      <w:r>
-        <w:rPr>
-          <w:rFonts w:ascii="Gotham Book" w:hAnsi="Gotham Book"/>
-          <w:u w:val="single"/>
-        </w:rPr>
-        <w:t>Situación actual:</w:t>
-      </w:r>
-    </w:p>
-    <w:p>
-      <w:pPr>
-        <w:spacing w:line="276" w:lineRule="auto"/>
-        <w:jc w:val="both"/>
-        <w:rPr>
-          <w:rFonts w:ascii="Gotham Book" w:hAnsi="Gotham Book"/>
-        </w:rPr>
-      </w:pPr>
-      <w:r>
-        <w:rPr>
-          <w:rFonts w:ascii="Gotham Book" w:hAnsi="Gotham Book"/>
-        </w:rPr>
-        <w:lastRenderedPageBreak/>
-        <w:t>Cognitivo</w:t>
-      </w:r>
-    </w:p>
-    <w:p>
-      <w:pPr>
-        <w:spacing w:line="276" w:lineRule="auto"/>
-        <w:jc w:val="both"/>
-        <w:rPr>
-          <w:rFonts w:ascii="Gotham Book" w:hAnsi="Gotham Book"/>
-        </w:rPr>
-      </w:pPr>
-      <w:r>
-        <w:rPr>
-          <w:rFonts w:ascii="Gotham Book" w:hAnsi="Gotham Book"/>
-        </w:rPr>
-        <w:t>Conductual</w:t>
-      </w:r>
-    </w:p>
-    <w:p>
-      <w:pPr>
-        <w:spacing w:line="276" w:lineRule="auto"/>
-        <w:jc w:val="both"/>
-        <w:rPr>
-          <w:rFonts w:ascii="Gotham Book" w:hAnsi="Gotham Book"/>
-        </w:rPr>
-      </w:pPr>
-      <w:r>
-        <w:rPr>
-          <w:rFonts w:ascii="Gotham Book" w:hAnsi="Gotham Book"/>
-        </w:rPr>
-        <w:t>Anímico</w:t>
-      </w:r>
-    </w:p>
-    <w:p>
-      <w:pPr>
-        <w:spacing w:line="276" w:lineRule="auto"/>
-        <w:jc w:val="both"/>
-        <w:rPr>
-          <w:rFonts w:ascii="Gotham Book" w:hAnsi="Gotham Book"/>
-        </w:rPr>
-      </w:pPr>
-      <w:r>
-        <w:rPr>
-          <w:rFonts w:ascii="Gotham Book" w:hAnsi="Gotham Book"/>
-        </w:rPr>
-        <w:t>Funcional</w:t>
-      </w:r>
-    </w:p>
-    <w:p>
-      <w:pPr>
-        <w:spacing w:line="276" w:lineRule="auto"/>
-        <w:jc w:val="both"/>
-        <w:rPr>
-          <w:rFonts w:ascii="Gotham Book" w:hAnsi="Gotham Book"/>
-        </w:rPr>
-      </w:pPr>
-      <w:r>
-        <w:rPr>
-          <w:rFonts w:ascii="Gotham Book" w:hAnsi="Gotham Book"/>
-        </w:rPr>
-        <w:t>Social</w:t>
-      </w:r>
-    </w:p>
-    <w:p>
-      <w:pPr>
-        <w:spacing w:line="276" w:lineRule="auto"/>
-        <w:jc w:val="both"/>
-        <w:rPr>
-          <w:rFonts w:ascii="Gotham Book" w:hAnsi="Gotham Book"/>
-        </w:rPr>
-      </w:pPr>
-    </w:p>
-    <w:p>
-      <w:pPr>
-        <w:spacing w:line="276" w:lineRule="auto"/>
-        <w:jc w:val="both"/>
-        <w:rPr>
-          <w:rFonts w:ascii="Gotham Book" w:hAnsi="Gotham Book"/>
-          <w:u w:val="single"/>
-        </w:rPr>
-      </w:pPr>
-      <w:r>
-        <w:rPr>
-          <w:rFonts w:ascii="Gotham Book" w:hAnsi="Gotham Book"/>
-          <w:b/>
-          <w:u w:val="single"/>
-        </w:rPr>
-        <w:t>EXPLORACIÓN FÍSICA</w:t>
-      </w:r>
-      <w:r>
-        <w:rPr>
-          <w:rFonts w:ascii="Gotham Book" w:hAnsi="Gotham Book"/>
-          <w:b/>
-          <w:u w:val="single"/>
-        </w:rPr>
-        <w:t xml:space="preserve"> al ingreso</w:t>
-      </w:r>
-      <w:r>
-        <w:rPr>
-          <w:rFonts w:ascii="Gotham Book" w:hAnsi="Gotham Book"/>
-          <w:b/>
-          <w:u w:val="single"/>
-        </w:rPr>
-        <w:t>:</w:t>
-      </w:r>
-    </w:p>
-    <w:p>
-      <w:pPr>
-        <w:spacing w:line="276" w:lineRule="auto"/>
-        <w:jc w:val="both"/>
-        <w:rPr>
-          <w:rFonts w:ascii="Gotham Book" w:hAnsi="Gotham Book"/>
-          <w:b/>
-        </w:rPr>
-      </w:pPr>
-    </w:p>
-    <w:p>
-      <w:pPr>
-        <w:spacing w:line="276" w:lineRule="auto"/>
-        <w:jc w:val="both"/>
-        <w:rPr>
-          <w:rFonts w:ascii="Gotham Book" w:hAnsi="Gotham Book"/>
-          <w:u w:val="single"/>
-        </w:rPr>
-      </w:pPr>
-      <w:r>
-        <w:rPr>
-          <w:rFonts w:ascii="Gotham Book" w:hAnsi="Gotham Book"/>
-          <w:b/>
-          <w:u w:val="single"/>
-        </w:rPr>
-        <w:t>EXPLORACIÓN NEUROLÓGICA</w:t>
-      </w:r>
-      <w:r>
-        <w:rPr>
-          <w:rFonts w:ascii="Gotham Book" w:hAnsi="Gotham Book"/>
-          <w:b/>
-          <w:u w:val="single"/>
-        </w:rPr>
-        <w:t xml:space="preserve"> al ingreso</w:t>
-      </w:r>
-      <w:r>
-        <w:rPr>
-          <w:rFonts w:ascii="Gotham Book" w:hAnsi="Gotham Book"/>
-          <w:b/>
-          <w:u w:val="single"/>
-        </w:rPr>
-        <w:t>:</w:t>
-      </w:r>
-      <w:r>
-        <w:rPr>
-          <w:rFonts w:ascii="Gotham Book" w:hAnsi="Gotham Book"/>
-          <w:u w:val="single"/>
-        </w:rPr>
-        <w:t xml:space="preserve"> </w:t>
-      </w:r>
-    </w:p>
-    <w:p>
-      <w:pPr>
-        <w:spacing w:line="276" w:lineRule="auto"/>
-        <w:jc w:val="both"/>
-        <w:rPr>
-          <w:rFonts w:ascii="Gotham Book" w:hAnsi="Gotham Book"/>
-          <w:b/>
-        </w:rPr>
-      </w:pPr>
-    </w:p>
-    <w:p>
-      <w:pPr>
-        <w:spacing w:line="276" w:lineRule="auto"/>
-        <w:jc w:val="both"/>
-        <w:rPr>
-          <w:rFonts w:ascii="Gotham Book" w:hAnsi="Gotham Book"/>
-          <w:u w:val="single"/>
-        </w:rPr>
-      </w:pPr>
-      <w:r>
-        <w:rPr>
-          <w:rFonts w:ascii="Gotham Book" w:hAnsi="Gotham Book"/>
-          <w:b/>
-          <w:u w:val="single"/>
-        </w:rPr>
-        <w:t>EXPLORACIÓN PSICOPATOLÓGICA</w:t>
-      </w:r>
-      <w:r>
-        <w:rPr>
-          <w:rFonts w:ascii="Gotham Book" w:hAnsi="Gotham Book"/>
-          <w:b/>
-          <w:u w:val="single"/>
-        </w:rPr>
-        <w:t xml:space="preserve"> al ingreso</w:t>
-      </w:r>
-      <w:r>
-        <w:rPr>
-          <w:rFonts w:ascii="Gotham Book" w:hAnsi="Gotham Book"/>
-          <w:b/>
-          <w:u w:val="single"/>
-        </w:rPr>
-        <w:t xml:space="preserve">: </w:t>
-      </w:r>
-    </w:p>
-    <w:p>
-      <w:pPr>
-        <w:spacing w:line="276" w:lineRule="auto"/>
-        <w:jc w:val="both"/>
-        <w:rPr>
-          <w:rFonts w:ascii="Gotham Book" w:hAnsi="Gotham Book"/>
-          <w:b/>
-          <w:color w:val="000000"/>
-        </w:rPr>
-      </w:pPr>
-    </w:p>
-    <w:p>
-      <w:pPr>
-        <w:spacing w:line="276" w:lineRule="auto"/>
-        <w:jc w:val="both"/>
-        <w:rPr>
-          <w:rFonts w:ascii="Gotham Book" w:hAnsi="Gotham Book"/>
-          <w:b/>
-          <w:color w:val="000000"/>
-          <w:u w:val="single"/>
-        </w:rPr>
-      </w:pPr>
-      <w:r>
-        <w:rPr>
-          <w:rFonts w:ascii="Gotham Book" w:hAnsi="Gotham Book"/>
-          <w:b/>
-          <w:color w:val="000000"/>
-          <w:u w:val="single"/>
-        </w:rPr>
-        <w:t xml:space="preserve">EXPLORACIONES COMPLEMENTARIAS: </w:t>
-      </w:r>
-    </w:p>
-    <w:p>
-      <w:pPr>
-        <w:spacing w:line="276" w:lineRule="auto"/>
-        <w:jc w:val="both"/>
-        <w:rPr>
-          <w:rFonts w:ascii="Gotham Book" w:hAnsi="Gotham Book"/>
-          <w:bCs/>
-          <w:color w:val="000000"/>
-        </w:rPr>
-      </w:pPr>
-      <w:r>
-        <w:rPr>
-          <w:rFonts w:ascii="Gotham Book" w:hAnsi="Gotham Book"/>
-          <w:bCs/>
-          <w:color w:val="000000"/>
-        </w:rPr>
-        <w:t xml:space="preserve">Al ingreso </w:t>
-      </w:r>
-    </w:p>
-    <w:p>
-      <w:pPr>
-        <w:spacing w:line="276" w:lineRule="auto"/>
-        <w:jc w:val="both"/>
-        <w:rPr>
-          <w:rFonts w:ascii="Gotham Book" w:hAnsi="Gotham Book"/>
-          <w:bCs/>
-          <w:color w:val="EE0000"/>
-        </w:rPr>
-      </w:pPr>
-    </w:p>
-    <w:p>
-      <w:pPr>
-        <w:spacing w:line="276" w:lineRule="auto"/>
-        <w:jc w:val="both"/>
-        <w:rPr>
-          <w:rFonts w:ascii="Gotham Book" w:hAnsi="Gotham Book"/>
-          <w:bCs/>
-          <w:color w:val="EE0000"/>
-        </w:rPr>
-      </w:pPr>
-      <w:r>
-        <w:rPr>
-          <w:rFonts w:ascii="Gotham Book" w:hAnsi="Gotham Book"/>
-          <w:bCs/>
-          <w:color w:val="EE0000"/>
-        </w:rPr>
-        <w:t xml:space="preserve">___ </w:t>
-      </w:r>
-      <w:r>
-        <w:rPr>
-          <w:rFonts w:ascii="Gotham Book" w:hAnsi="Gotham Book"/>
-          <w:bCs/>
-          <w:color w:val="EE0000"/>
-        </w:rPr>
-        <w:t>(Hasta aquí, se alimenta del informe del ingreso)</w:t>
-      </w:r>
-      <w:r>
-        <w:rPr>
-          <w:rFonts w:ascii="Gotham Book" w:hAnsi="Gotham Book"/>
-          <w:bCs/>
-          <w:color w:val="EE0000"/>
-        </w:rPr>
-        <w:t xml:space="preserve"> ___</w:t>
-      </w:r>
-    </w:p>
-    <w:p>
-      <w:pPr>
-        <w:spacing w:line="276" w:lineRule="auto"/>
-        <w:jc w:val="both"/>
-        <w:rPr>
-          <w:rFonts w:ascii="Gotham Book" w:hAnsi="Gotham Book"/>
-          <w:bCs/>
-        </w:rPr>
-      </w:pPr>
-    </w:p>
-    <w:p>
-      <w:pPr>
-        <w:spacing w:line="276" w:lineRule="auto"/>
-        <w:jc w:val="both"/>
-        <w:rPr>
-          <w:rFonts w:ascii="Gotham Book" w:hAnsi="Gotham Book"/>
-          <w:bCs/>
-        </w:rPr>
-      </w:pPr>
-      <w:r>
-        <w:rPr>
-          <w:rFonts w:ascii="Gotham Book" w:hAnsi="Gotham Book"/>
-          <w:bCs/>
-        </w:rPr>
-        <w:t>Durante el ingreso.</w:t>
-      </w:r>
-    </w:p>
-    <w:p>
-      <w:pPr>
-        <w:spacing w:line="276" w:lineRule="auto"/>
-        <w:jc w:val="both"/>
-        <w:rPr>
-          <w:rFonts w:ascii="Gotham Book" w:hAnsi="Gotham Book"/>
-          <w:bCs/>
-        </w:rPr>
-      </w:pPr>
-    </w:p>
-    <w:p>
-      <w:pPr>
-        <w:spacing w:line="276" w:lineRule="auto"/>
-        <w:jc w:val="both"/>
-        <w:rPr>
-          <w:rFonts w:ascii="Gotham Book" w:hAnsi="Gotham Book"/>
-          <w:b/>
-          <w:u w:val="single"/>
-        </w:rPr>
-      </w:pPr>
-      <w:r>
-        <w:rPr>
-          <w:rFonts w:ascii="Gotham Book" w:hAnsi="Gotham Book"/>
-          <w:b/>
-          <w:u w:val="single"/>
-        </w:rPr>
-        <w:t>ESTUDIO NEUROPSICOLÓGICO</w:t>
-      </w:r>
-      <w:r>
-        <w:rPr>
-          <w:rFonts w:ascii="Gotham Book" w:hAnsi="Gotham Book"/>
-          <w:b/>
-          <w:u w:val="single"/>
-        </w:rPr>
-        <w:t>:</w:t>
-      </w:r>
-      <w:r>
-        <w:rPr>
-          <w:rFonts w:ascii="Gotham Book" w:hAnsi="Gotham Book"/>
-          <w:b/>
-          <w:u w:val="single"/>
-        </w:rPr>
-        <w:t xml:space="preserve"> </w:t>
-      </w:r>
-    </w:p>
-    <w:p>
-      <w:pPr>
-        <w:spacing w:line="276" w:lineRule="auto"/>
-        <w:jc w:val="both"/>
-        <w:rPr>
-          <w:rFonts w:asciiTheme="minorHAnsi" w:hAnsiTheme="minorHAnsi" w:cstheme="minorHAnsi"/>
-          <w:bCs/>
-        </w:rPr>
-      </w:pPr>
-    </w:p>
-    <w:p>
-      <w:pPr>
-        <w:spacing w:line="276" w:lineRule="auto"/>
-        <w:jc w:val="both"/>
-        <w:rPr>
-          <w:rFonts w:asciiTheme="minorHAnsi" w:hAnsiTheme="minorHAnsi" w:cstheme="minorHAnsi"/>
-          <w:bCs/>
-        </w:rPr>
-      </w:pPr>
-      <w:r>
-        <w:rPr>
-          <w:rFonts w:ascii="Gotham Book" w:hAnsi="Gotham Book"/>
-          <w:b/>
-          <w:color w:val="000000"/>
-          <w:u w:val="single"/>
-        </w:rPr>
-        <w:t>INFORME DE FISIOTERAPIA:</w:t>
-      </w:r>
-    </w:p>
-    <w:p>
-      <w:pPr>
-        <w:spacing w:line="276" w:lineRule="auto"/>
-        <w:jc w:val="both"/>
-        <w:rPr>
-          <w:rFonts w:asciiTheme="minorHAnsi" w:hAnsiTheme="minorHAnsi" w:cstheme="minorHAnsi"/>
-          <w:bCs/>
-        </w:rPr>
-      </w:pPr>
-    </w:p>
-    <w:p>
-      <w:pPr>
-        <w:spacing w:line="276" w:lineRule="auto"/>
-        <w:jc w:val="both"/>
-        <w:rPr>
-          <w:rFonts w:asciiTheme="minorHAnsi" w:hAnsiTheme="minorHAnsi" w:cstheme="minorHAnsi"/>
-          <w:bCs/>
-        </w:rPr>
-      </w:pPr>
-      <w:r>
-        <w:rPr>
-          <w:rFonts w:ascii="Gotham Book" w:hAnsi="Gotham Book"/>
-          <w:b/>
-          <w:color w:val="000000"/>
-          <w:u w:val="single"/>
-        </w:rPr>
-        <w:t xml:space="preserve">INFORME DE TERAPIA OCUPACIONAL: </w:t>
-      </w:r>
-    </w:p>
-    <w:p>
-      <w:pPr>
-        <w:spacing w:line="276" w:lineRule="auto"/>
-        <w:jc w:val="both"/>
-        <w:rPr>
-          <w:rFonts w:ascii="Gotham Book" w:hAnsi="Gotham Book"/>
-          <w:b/>
-          <w:color w:val="000000"/>
-          <w:u w:val="single"/>
-        </w:rPr>
-      </w:pPr>
-    </w:p>
-    <w:p>
-      <w:pPr>
-        <w:spacing w:line="276" w:lineRule="auto"/>
-        <w:jc w:val="both"/>
-        <w:rPr>
-          <w:rFonts w:asciiTheme="minorHAnsi" w:hAnsiTheme="minorHAnsi" w:cstheme="minorHAnsi"/>
-          <w:bCs/>
-        </w:rPr>
-      </w:pPr>
-      <w:r>
-        <w:rPr>
-          <w:rFonts w:ascii="Gotham Book" w:hAnsi="Gotham Book"/>
-          <w:b/>
-          <w:color w:val="000000"/>
-          <w:u w:val="single"/>
-        </w:rPr>
-        <w:t>EVOLUCIÓN CLÍNICA Y COMENTARIOS:</w:t>
-      </w:r>
-    </w:p>
-    <w:p>
-      <w:pPr>
-        <w:spacing w:line="276" w:lineRule="auto"/>
-        <w:rPr>
-          <w:rFonts w:ascii="Gotham Book" w:hAnsi="Gotham Book"/>
-          <w:b/>
-          <w:color w:val="000000"/>
-        </w:rPr>
-      </w:pPr>
-    </w:p>
-    <w:p>
-      <w:pPr>
-        <w:spacing w:line="276" w:lineRule="auto"/>
-        <w:jc w:val="both"/>
-        <w:rPr>
-          <w:rFonts w:ascii="Gotham Book" w:hAnsi="Gotham Book"/>
-          <w:color w:val="000000"/>
-          <w:u w:val="single"/>
-        </w:rPr>
-      </w:pPr>
-      <w:r>
-        <w:rPr>
-          <w:rFonts w:ascii="Gotham Book" w:hAnsi="Gotham Book"/>
-          <w:b/>
-          <w:color w:val="000000"/>
-          <w:u w:val="single"/>
-        </w:rPr>
-        <w:t>JUICIOS CLÍNICOS:</w:t>
-      </w:r>
-      <w:r>
-        <w:rPr>
-          <w:rFonts w:ascii="Gotham Book" w:hAnsi="Gotham Book"/>
-          <w:color w:val="000000"/>
-        </w:rPr>
-        <w:t xml:space="preserve"> </w:t>
-      </w:r>
-    </w:p>
-    <w:p>
-      <w:pPr>
-        <w:spacing w:line="276" w:lineRule="auto"/>
-        <w:rPr>
-          <w:rFonts w:ascii="Gotham Book" w:hAnsi="Gotham Book"/>
-        </w:rPr>
-      </w:pPr>
-    </w:p>
-    <w:p>
-      <w:pPr>
-        <w:spacing w:after="120" w:line="276" w:lineRule="auto"/>
-        <w:jc w:val="both"/>
-        <w:rPr>
-          <w:rFonts w:ascii="Gotham Book" w:hAnsi="Gotham Book"/>
-          <w:color w:val="000000"/>
-          <w:u w:val="single"/>
-        </w:rPr>
-      </w:pPr>
-      <w:r>
-        <w:rPr>
-          <w:rFonts w:ascii="Gotham Book" w:hAnsi="Gotham Book"/>
-          <w:b/>
-          <w:color w:val="000000"/>
-          <w:u w:val="single"/>
-        </w:rPr>
-        <w:t>TRATAMIENTO</w:t>
-      </w:r>
-      <w:r>
-        <w:rPr>
-          <w:rFonts w:ascii="Gotham Book" w:hAnsi="Gotham Book"/>
-          <w:b/>
-          <w:color w:val="000000"/>
-          <w:u w:val="single"/>
-        </w:rPr>
-        <w:t xml:space="preserve"> Y RECOMENDACIONES</w:t>
-      </w:r>
-      <w:r>
-        <w:rPr>
-          <w:rFonts w:ascii="Gotham Book" w:hAnsi="Gotham Book"/>
-          <w:color w:val="000000"/>
-          <w:u w:val="single"/>
-        </w:rPr>
-        <w:t>:</w:t>
-      </w:r>
-    </w:p>
-    <w:p>
-      <w:pPr>
-        <w:spacing w:line="276" w:lineRule="auto"/>
-        <w:jc w:val="both"/>
-        <w:rPr>
-          <w:rFonts w:ascii="Gotham Book" w:hAnsi="Gotham Book"/>
-          <w:color w:val="000000"/>
-        </w:rPr>
-      </w:pPr>
-      <w:r>
-        <w:rPr>
-          <w:rFonts w:ascii="Gotham Book" w:hAnsi="Gotham Book"/>
-          <w:color w:val="000000"/>
-          <w:u w:val="single"/>
-        </w:rPr>
-        <w:t xml:space="preserve">1. </w:t>
-      </w:r>
-      <w:r>
-        <w:rPr>
-          <w:rFonts w:ascii="Gotham Book" w:hAnsi="Gotham Book"/>
-          <w:color w:val="000000"/>
-          <w:u w:val="single"/>
-        </w:rPr>
-        <w:t>Recomendaciones de manejo conductual</w:t>
-      </w:r>
-      <w:r>
-        <w:rPr>
-          <w:rFonts w:ascii="Gotham Book" w:hAnsi="Gotham Book"/>
-          <w:color w:val="000000"/>
-          <w:u w:val="single"/>
-        </w:rPr>
-        <w:t>:</w:t>
-      </w:r>
-      <w:r>
-        <w:rPr>
-          <w:rFonts w:ascii="Gotham Book" w:hAnsi="Gotham Book"/>
-          <w:color w:val="000000"/>
-        </w:rPr>
-        <w:t xml:space="preserve"> </w:t>
-      </w:r>
-    </w:p>
-    <w:p>
-      <w:pPr>
-        <w:spacing w:line="276" w:lineRule="auto"/>
-        <w:jc w:val="both"/>
-        <w:rPr>
-          <w:rFonts w:ascii="Gotham Book" w:hAnsi="Gotham Book"/>
-          <w:color w:val="000000"/>
-        </w:rPr>
-      </w:pPr>
-    </w:p>
-    <w:p>
-      <w:pPr>
-        <w:spacing w:line="276" w:lineRule="auto"/>
-        <w:jc w:val="both"/>
-        <w:rPr>
-          <w:rFonts w:ascii="Gotham Book" w:hAnsi="Gotham Book"/>
-          <w:color w:val="000000"/>
-        </w:rPr>
-      </w:pPr>
-      <w:r>
-        <w:rPr>
-          <w:rFonts w:ascii="Gotham Book" w:hAnsi="Gotham Book"/>
-          <w:color w:val="000000"/>
-          <w:u w:val="single"/>
-        </w:rPr>
-        <w:t>2</w:t>
-      </w:r>
-      <w:r>
-        <w:rPr>
-          <w:rFonts w:ascii="Gotham Book" w:hAnsi="Gotham Book"/>
-          <w:color w:val="000000"/>
-          <w:u w:val="single"/>
-        </w:rPr>
-        <w:t xml:space="preserve">. </w:t>
-      </w:r>
-      <w:r>
-        <w:rPr>
-          <w:rFonts w:ascii="Gotham Book" w:hAnsi="Gotham Book"/>
-          <w:color w:val="000000"/>
-          <w:u w:val="single"/>
-        </w:rPr>
-        <w:t>Cuidados de enfermería</w:t>
-      </w:r>
-      <w:r>
-        <w:rPr>
-          <w:rFonts w:ascii="Gotham Book" w:hAnsi="Gotham Book"/>
-          <w:color w:val="000000"/>
-          <w:u w:val="single"/>
-        </w:rPr>
-        <w:t>:</w:t>
-      </w:r>
-      <w:r>
-        <w:rPr>
-          <w:rFonts w:ascii="Gotham Book" w:hAnsi="Gotham Book"/>
-          <w:color w:val="000000"/>
-        </w:rPr>
-        <w:t xml:space="preserve"> </w:t>
-      </w:r>
-    </w:p>
-    <w:p>
-      <w:pPr>
-        <w:spacing w:after="120" w:line="276" w:lineRule="auto"/>
-        <w:jc w:val="both"/>
-        <w:rPr>
-          <w:rFonts w:ascii="Gotham Book" w:hAnsi="Gotham Book"/>
-          <w:color w:val="000000"/>
-          <w:u w:val="single"/>
-          <w:lang w:val="es-ES"/>
-        </w:rPr>
-      </w:pPr>
-    </w:p>
-    <w:p>
-      <w:pPr>
-        <w:spacing w:after="120" w:line="276" w:lineRule="auto"/>
-        <w:jc w:val="both"/>
-        <w:rPr>
-          <w:rFonts w:ascii="Gotham Book" w:hAnsi="Gotham Book"/>
-          <w:color w:val="000000"/>
-        </w:rPr>
-      </w:pPr>
-      <w:r>
-        <w:rPr>
-          <w:rFonts w:ascii="Gotham Book" w:hAnsi="Gotham Book"/>
-          <w:color w:val="000000"/>
-          <w:u w:val="single"/>
-          <w:lang w:val="es-ES"/>
-        </w:rPr>
-        <w:t>3</w:t>
-      </w:r>
-      <w:r>
-        <w:rPr>
-          <w:rFonts w:ascii="Gotham Book" w:hAnsi="Gotham Book"/>
-          <w:color w:val="000000"/>
-          <w:u w:val="single"/>
-          <w:lang w:val="es-ES"/>
-        </w:rPr>
-        <w:t>. Medicación:</w:t>
-      </w:r>
-      <w:r>
-        <w:rPr>
-          <w:rFonts w:ascii="Gotham Book" w:hAnsi="Gotham Book"/>
-          <w:color w:val="000000"/>
-          <w:lang w:val="es-ES"/>
-        </w:rPr>
-        <w:tab/>
-      </w:r>
-    </w:p>
-    <w:tbl>
-      <w:tblPr>
-        <w:tblW w:w="8790" w:type="dxa"/>
-        <w:tblBorders>
-          <w:top w:val="single" w:sz="4" w:space="0" w:color="auto"/>
-          <w:left w:val="single" w:sz="4" w:space="0" w:color="auto"/>
-          <w:bottom w:val="single" w:sz="4" w:space="0" w:color="auto"/>
-          <w:right w:val="single" w:sz="4" w:space="0" w:color="auto"/>
-          <w:insideH w:val="single" w:sz="4" w:space="0" w:color="auto"/>
-          <w:insideV w:val="single" w:sz="4" w:space="0" w:color="auto"/>
-        </w:tblBorders>
-        <w:tblLayout w:type="fixed"/>
-        <w:tblLook w:val="04A0" w:firstRow="1" w:lastRow="0" w:firstColumn="1" w:lastColumn="0" w:noHBand="0" w:noVBand="1"/>
-      </w:tblPr>
-      <w:tblGrid>
-        <w:gridCol w:w="2546"/>
-        <w:gridCol w:w="1248"/>
-        <w:gridCol w:w="1249"/>
-        <w:gridCol w:w="1249"/>
-        <w:gridCol w:w="1249"/>
-        <w:gridCol w:w="1249"/>
-      </w:tblGrid>
-      <w:tr>
-        <w:trPr>
-          <w:trHeight w:val="452"/>
-        </w:trPr>
-        <w:tc>
-          <w:tcPr>
-            <w:tcW w:w="2546" w:type="dxa"/>
-            <w:tcBorders>
-              <w:top w:val="single" w:sz="4" w:space="0" w:color="auto"/>
-              <w:left w:val="single" w:sz="4" w:space="0" w:color="auto"/>
-              <w:bottom w:val="single" w:sz="4" w:space="0" w:color="auto"/>
-              <w:right w:val="single" w:sz="4" w:space="0" w:color="auto"/>
-            </w:tcBorders>
-            <w:vAlign w:val="center"/>
-          </w:tcPr>
-          <w:p>
-            <w:pPr>
-              <w:spacing w:line="276" w:lineRule="auto"/>
-              <w:rPr>
-                <w:rFonts w:ascii="Gotham Book" w:hAnsi="Gotham Book"/>
-                <w:color w:val="000000"/>
-              </w:rPr>
-            </w:pPr>
-            <w:bookmarkStart w:id="0" w:name="_Hlk228534744"/>
-          </w:p>
-        </w:tc>
-        <w:tc>
-          <w:tcPr>
-            <w:tcW w:w="1248" w:type="dxa"/>
-            <w:tcBorders>
-              <w:top w:val="single" w:sz="4" w:space="0" w:color="auto"/>
-              <w:left w:val="single" w:sz="4" w:space="0" w:color="auto"/>
-              <w:bottom w:val="single" w:sz="4" w:space="0" w:color="auto"/>
-              <w:right w:val="single" w:sz="4" w:space="0" w:color="auto"/>
-            </w:tcBorders>
-            <w:vAlign w:val="center"/>
-            <w:hideMark/>
-          </w:tcPr>
-          <w:p>
-            <w:pPr>
-              <w:spacing w:line="276" w:lineRule="auto"/>
-              <w:jc w:val="center"/>
-              <w:rPr>
-                <w:rFonts w:ascii="Gotham Book" w:hAnsi="Gotham Book"/>
-                <w:color w:val="000000"/>
-              </w:rPr>
-            </w:pPr>
-            <w:r>
-              <w:rPr>
-                <w:rFonts w:ascii="Gotham Book" w:hAnsi="Gotham Book"/>
-                <w:color w:val="000000"/>
-              </w:rPr>
-              <w:t>DESAYUNO</w:t>
-            </w:r>
-          </w:p>
-        </w:tc>
-        <w:tc>
-          <w:tcPr>
-            <w:tcW w:w="1249" w:type="dxa"/>
-            <w:tcBorders>
-              <w:top w:val="single" w:sz="4" w:space="0" w:color="auto"/>
-              <w:left w:val="single" w:sz="4" w:space="0" w:color="auto"/>
-              <w:bottom w:val="single" w:sz="4" w:space="0" w:color="auto"/>
-              <w:right w:val="single" w:sz="4" w:space="0" w:color="auto"/>
-            </w:tcBorders>
-            <w:vAlign w:val="center"/>
-            <w:hideMark/>
-          </w:tcPr>
-          <w:p>
-            <w:pPr>
-              <w:spacing w:line="276" w:lineRule="auto"/>
-              <w:jc w:val="center"/>
-              <w:rPr>
-                <w:rFonts w:ascii="Gotham Book" w:hAnsi="Gotham Book"/>
-                <w:color w:val="000000"/>
-              </w:rPr>
-            </w:pPr>
-            <w:r>
-              <w:rPr>
-                <w:rFonts w:ascii="Gotham Book" w:hAnsi="Gotham Book"/>
-                <w:color w:val="000000"/>
-              </w:rPr>
-              <w:t>COMIDA</w:t>
-            </w:r>
-          </w:p>
-        </w:tc>
-        <w:tc>
-          <w:tcPr>
-            <w:tcW w:w="1249" w:type="dxa"/>
-            <w:tcBorders>
-              <w:top w:val="single" w:sz="4" w:space="0" w:color="auto"/>
-              <w:left w:val="single" w:sz="4" w:space="0" w:color="auto"/>
-              <w:bottom w:val="single" w:sz="4" w:space="0" w:color="auto"/>
-              <w:right w:val="single" w:sz="4" w:space="0" w:color="auto"/>
-            </w:tcBorders>
-            <w:vAlign w:val="center"/>
-            <w:hideMark/>
-          </w:tcPr>
-          <w:p>
-            <w:pPr>
-              <w:spacing w:line="276" w:lineRule="auto"/>
-              <w:jc w:val="center"/>
-              <w:rPr>
-                <w:rFonts w:ascii="Gotham Book" w:hAnsi="Gotham Book"/>
-                <w:color w:val="000000"/>
-              </w:rPr>
-            </w:pPr>
-            <w:r>
-              <w:rPr>
-                <w:rFonts w:ascii="Gotham Book" w:hAnsi="Gotham Book"/>
-                <w:color w:val="000000"/>
-              </w:rPr>
-              <w:t>MERIENDA</w:t>
-            </w:r>
-          </w:p>
-        </w:tc>
-        <w:tc>
-          <w:tcPr>
-            <w:tcW w:w="1249" w:type="dxa"/>
-            <w:tcBorders>
-              <w:top w:val="single" w:sz="4" w:space="0" w:color="auto"/>
-              <w:left w:val="single" w:sz="4" w:space="0" w:color="auto"/>
-              <w:bottom w:val="single" w:sz="4" w:space="0" w:color="auto"/>
-              <w:right w:val="single" w:sz="4" w:space="0" w:color="auto"/>
-            </w:tcBorders>
-            <w:vAlign w:val="center"/>
-            <w:hideMark/>
-          </w:tcPr>
-          <w:p>
-            <w:pPr>
-              <w:spacing w:line="276" w:lineRule="auto"/>
-              <w:jc w:val="center"/>
-              <w:rPr>
-                <w:rFonts w:ascii="Gotham Book" w:hAnsi="Gotham Book"/>
-                <w:color w:val="000000"/>
-              </w:rPr>
-            </w:pPr>
-            <w:r>
-              <w:rPr>
-                <w:rFonts w:ascii="Gotham Book" w:hAnsi="Gotham Book"/>
-                <w:color w:val="000000"/>
-              </w:rPr>
-              <w:t>CENA</w:t>
-            </w:r>
-          </w:p>
-        </w:tc>
-        <w:tc>
-          <w:tcPr>
-            <w:tcW w:w="1249" w:type="dxa"/>
-            <w:tcBorders>
-              <w:top w:val="single" w:sz="4" w:space="0" w:color="auto"/>
-              <w:left w:val="single" w:sz="4" w:space="0" w:color="auto"/>
-              <w:bottom w:val="single" w:sz="4" w:space="0" w:color="auto"/>
-              <w:right w:val="single" w:sz="4" w:space="0" w:color="auto"/>
-            </w:tcBorders>
-            <w:vAlign w:val="center"/>
-            <w:hideMark/>
-          </w:tcPr>
-          <w:p>
-            <w:pPr>
-              <w:spacing w:line="276" w:lineRule="auto"/>
-              <w:jc w:val="center"/>
-              <w:rPr>
-                <w:rFonts w:ascii="Gotham Book" w:hAnsi="Gotham Book"/>
-                <w:color w:val="000000"/>
-              </w:rPr>
-            </w:pPr>
-            <w:r>
-              <w:rPr>
-                <w:rFonts w:ascii="Gotham Book" w:hAnsi="Gotham Book"/>
-                <w:color w:val="000000"/>
-              </w:rPr>
-              <w:t>ACOSTAR</w:t>
-            </w:r>
-          </w:p>
-        </w:tc>
-      </w:tr>
-      <w:tr>
-        <w:trPr>
-          <w:trHeight w:val="250"/>
-        </w:trPr>
-        <w:tc>
-          <w:tcPr>
-            <w:tcW w:w="2546" w:type="dxa"/>
-            <w:tcBorders>
-              <w:top w:val="single" w:sz="4" w:space="0" w:color="auto"/>
-              <w:left w:val="single" w:sz="4" w:space="0" w:color="auto"/>
-              <w:bottom w:val="single" w:sz="4" w:space="0" w:color="auto"/>
-              <w:right w:val="single" w:sz="4" w:space="0" w:color="auto"/>
-            </w:tcBorders>
-            <w:vAlign w:val="center"/>
-          </w:tcPr>
-          <w:p>
-            <w:pPr>
-              <w:spacing w:line="276" w:lineRule="auto"/>
-              <w:rPr>
-                <w:rFonts w:ascii="Gotham Book" w:hAnsi="Gotham Book"/>
-                <w:color w:val="000000"/>
-              </w:rPr>
-            </w:pPr>
-          </w:p>
-        </w:tc>
-        <w:tc>
-          <w:tcPr>
-            <w:tcW w:w="1248" w:type="dxa"/>
-            <w:tcBorders>
-              <w:top w:val="single" w:sz="4" w:space="0" w:color="auto"/>
-              <w:left w:val="single" w:sz="4" w:space="0" w:color="auto"/>
-              <w:bottom w:val="single" w:sz="4" w:space="0" w:color="auto"/>
-              <w:right w:val="single" w:sz="4" w:space="0" w:color="auto"/>
-            </w:tcBorders>
-            <w:vAlign w:val="center"/>
-          </w:tcPr>
-          <w:p>
-            <w:pPr>
-              <w:spacing w:line="276" w:lineRule="auto"/>
-              <w:jc w:val="center"/>
-              <w:rPr>
-                <w:rFonts w:ascii="Gotham Book" w:hAnsi="Gotham Book"/>
-                <w:color w:val="000000"/>
-              </w:rPr>
-            </w:pPr>
-          </w:p>
-        </w:tc>
-        <w:tc>
-          <w:tcPr>
-            <w:tcW w:w="1249" w:type="dxa"/>
-            <w:tcBorders>
-              <w:top w:val="single" w:sz="4" w:space="0" w:color="auto"/>
-              <w:left w:val="single" w:sz="4" w:space="0" w:color="auto"/>
-              <w:bottom w:val="single" w:sz="4" w:space="0" w:color="auto"/>
-              <w:right w:val="single" w:sz="4" w:space="0" w:color="auto"/>
-            </w:tcBorders>
-            <w:vAlign w:val="center"/>
-          </w:tcPr>
-          <w:p>
-            <w:pPr>
-              <w:spacing w:line="276" w:lineRule="auto"/>
-              <w:jc w:val="center"/>
-              <w:rPr>
-                <w:rFonts w:ascii="Gotham Book" w:hAnsi="Gotham Book"/>
-                <w:color w:val="000000"/>
-              </w:rPr>
-            </w:pPr>
-          </w:p>
-        </w:tc>
-        <w:tc>
-          <w:tcPr>
-            <w:tcW w:w="1249" w:type="dxa"/>
-            <w:tcBorders>
-              <w:top w:val="single" w:sz="4" w:space="0" w:color="auto"/>
-              <w:left w:val="single" w:sz="4" w:space="0" w:color="auto"/>
-              <w:bottom w:val="single" w:sz="4" w:space="0" w:color="auto"/>
-              <w:right w:val="single" w:sz="4" w:space="0" w:color="auto"/>
-            </w:tcBorders>
-            <w:vAlign w:val="center"/>
-          </w:tcPr>
-          <w:p>
-            <w:pPr>
-              <w:spacing w:line="276" w:lineRule="auto"/>
-              <w:jc w:val="center"/>
-              <w:rPr>
-                <w:rFonts w:ascii="Gotham Book" w:hAnsi="Gotham Book"/>
-                <w:color w:val="000000"/>
-              </w:rPr>
-            </w:pPr>
-          </w:p>
-        </w:tc>
-        <w:tc>
-          <w:tcPr>
-            <w:tcW w:w="1249" w:type="dxa"/>
-            <w:tcBorders>
-              <w:top w:val="single" w:sz="4" w:space="0" w:color="auto"/>
-              <w:left w:val="single" w:sz="4" w:space="0" w:color="auto"/>
-              <w:bottom w:val="single" w:sz="4" w:space="0" w:color="auto"/>
-              <w:right w:val="single" w:sz="4" w:space="0" w:color="auto"/>
-            </w:tcBorders>
-            <w:vAlign w:val="center"/>
-          </w:tcPr>
-          <w:p>
-            <w:pPr>
-              <w:spacing w:line="276" w:lineRule="auto"/>
-              <w:jc w:val="center"/>
-              <w:rPr>
-                <w:rFonts w:ascii="Gotham Book" w:hAnsi="Gotham Book"/>
-                <w:color w:val="000000"/>
-              </w:rPr>
-            </w:pPr>
-          </w:p>
-        </w:tc>
-        <w:tc>
-          <w:tcPr>
-            <w:tcW w:w="1249" w:type="dxa"/>
-            <w:tcBorders>
-              <w:top w:val="single" w:sz="4" w:space="0" w:color="auto"/>
-              <w:left w:val="single" w:sz="4" w:space="0" w:color="auto"/>
-              <w:bottom w:val="single" w:sz="4" w:space="0" w:color="auto"/>
-              <w:right w:val="single" w:sz="4" w:space="0" w:color="auto"/>
-            </w:tcBorders>
-            <w:vAlign w:val="center"/>
-          </w:tcPr>
-          <w:p>
-            <w:pPr>
-              <w:spacing w:line="276" w:lineRule="auto"/>
-              <w:jc w:val="center"/>
-              <w:rPr>
-                <w:rFonts w:ascii="Gotham Book" w:hAnsi="Gotham Book"/>
-                <w:color w:val="000000"/>
-              </w:rPr>
-            </w:pPr>
-          </w:p>
-        </w:tc>
-      </w:tr>
-      <w:tr>
-        <w:trPr>
-          <w:trHeight w:val="232"/>
-        </w:trPr>
-        <w:tc>
-          <w:tcPr>
-            <w:tcW w:w="2546" w:type="dxa"/>
-            <w:tcBorders>
-              <w:top w:val="single" w:sz="4" w:space="0" w:color="auto"/>
-              <w:left w:val="single" w:sz="4" w:space="0" w:color="auto"/>
-              <w:bottom w:val="single" w:sz="4" w:space="0" w:color="auto"/>
-              <w:right w:val="single" w:sz="4" w:space="0" w:color="auto"/>
-            </w:tcBorders>
-            <w:vAlign w:val="center"/>
-          </w:tcPr>
-          <w:p>
-            <w:pPr>
-              <w:spacing w:line="276" w:lineRule="auto"/>
-              <w:rPr>
-                <w:rFonts w:ascii="Gotham Book" w:hAnsi="Gotham Book"/>
-                <w:color w:val="000000"/>
-              </w:rPr>
-            </w:pPr>
-          </w:p>
-        </w:tc>
-        <w:tc>
-          <w:tcPr>
-            <w:tcW w:w="1248" w:type="dxa"/>
-            <w:tcBorders>
-              <w:top w:val="single" w:sz="4" w:space="0" w:color="auto"/>
-              <w:left w:val="single" w:sz="4" w:space="0" w:color="auto"/>
-              <w:bottom w:val="single" w:sz="4" w:space="0" w:color="auto"/>
-              <w:right w:val="single" w:sz="4" w:space="0" w:color="auto"/>
-            </w:tcBorders>
-            <w:vAlign w:val="center"/>
-          </w:tcPr>
-          <w:p>
-            <w:pPr>
-              <w:spacing w:line="276" w:lineRule="auto"/>
-              <w:jc w:val="center"/>
-              <w:rPr>
-                <w:rFonts w:ascii="Gotham Book" w:hAnsi="Gotham Book"/>
-                <w:color w:val="000000"/>
-              </w:rPr>
-            </w:pPr>
-          </w:p>
-        </w:tc>
-        <w:tc>
-          <w:tcPr>
-            <w:tcW w:w="1249" w:type="dxa"/>
-            <w:tcBorders>
-              <w:top w:val="single" w:sz="4" w:space="0" w:color="auto"/>
-              <w:left w:val="single" w:sz="4" w:space="0" w:color="auto"/>
-              <w:bottom w:val="single" w:sz="4" w:space="0" w:color="auto"/>
-              <w:right w:val="single" w:sz="4" w:space="0" w:color="auto"/>
-            </w:tcBorders>
-            <w:vAlign w:val="center"/>
-          </w:tcPr>
-          <w:p>
-            <w:pPr>
-              <w:spacing w:line="276" w:lineRule="auto"/>
-              <w:jc w:val="center"/>
-              <w:rPr>
-                <w:rFonts w:ascii="Gotham Book" w:hAnsi="Gotham Book"/>
-                <w:color w:val="000000"/>
-              </w:rPr>
-            </w:pPr>
-          </w:p>
-        </w:tc>
-        <w:tc>
-          <w:tcPr>
-            <w:tcW w:w="1249" w:type="dxa"/>
-            <w:tcBorders>
-              <w:top w:val="single" w:sz="4" w:space="0" w:color="auto"/>
-              <w:left w:val="single" w:sz="4" w:space="0" w:color="auto"/>
-              <w:bottom w:val="single" w:sz="4" w:space="0" w:color="auto"/>
-              <w:right w:val="single" w:sz="4" w:space="0" w:color="auto"/>
-            </w:tcBorders>
-            <w:vAlign w:val="center"/>
-          </w:tcPr>
-          <w:p>
-            <w:pPr>
-              <w:spacing w:line="276" w:lineRule="auto"/>
-              <w:jc w:val="center"/>
-              <w:rPr>
-                <w:rFonts w:ascii="Gotham Book" w:hAnsi="Gotham Book"/>
-                <w:color w:val="000000"/>
-              </w:rPr>
-            </w:pPr>
-          </w:p>
-        </w:tc>
-        <w:tc>
-          <w:tcPr>
-            <w:tcW w:w="1249" w:type="dxa"/>
-            <w:tcBorders>
-              <w:top w:val="single" w:sz="4" w:space="0" w:color="auto"/>
-              <w:left w:val="single" w:sz="4" w:space="0" w:color="auto"/>
-              <w:bottom w:val="single" w:sz="4" w:space="0" w:color="auto"/>
-              <w:right w:val="single" w:sz="4" w:space="0" w:color="auto"/>
-            </w:tcBorders>
-            <w:vAlign w:val="center"/>
-          </w:tcPr>
-          <w:p>
-            <w:pPr>
-              <w:spacing w:line="276" w:lineRule="auto"/>
-              <w:jc w:val="center"/>
-              <w:rPr>
-                <w:rFonts w:ascii="Gotham Book" w:hAnsi="Gotham Book"/>
-                <w:color w:val="000000"/>
-              </w:rPr>
-            </w:pPr>
-          </w:p>
-        </w:tc>
-        <w:tc>
-          <w:tcPr>
-            <w:tcW w:w="1249" w:type="dxa"/>
-            <w:tcBorders>
-              <w:top w:val="single" w:sz="4" w:space="0" w:color="auto"/>
-              <w:left w:val="single" w:sz="4" w:space="0" w:color="auto"/>
-              <w:bottom w:val="single" w:sz="4" w:space="0" w:color="auto"/>
-              <w:right w:val="single" w:sz="4" w:space="0" w:color="auto"/>
-            </w:tcBorders>
-            <w:vAlign w:val="center"/>
-          </w:tcPr>
-          <w:p>
-            <w:pPr>
-              <w:spacing w:line="276" w:lineRule="auto"/>
-              <w:jc w:val="center"/>
-              <w:rPr>
-                <w:rFonts w:ascii="Gotham Book" w:hAnsi="Gotham Book"/>
-                <w:color w:val="000000"/>
-              </w:rPr>
-            </w:pPr>
-          </w:p>
-        </w:tc>
-      </w:tr>
-      <w:tr>
-        <w:trPr>
-          <w:trHeight w:val="232"/>
-        </w:trPr>
-        <w:tc>
-          <w:tcPr>
-            <w:tcW w:w="2546" w:type="dxa"/>
-            <w:tcBorders>
-              <w:top w:val="single" w:sz="4" w:space="0" w:color="auto"/>
-              <w:left w:val="single" w:sz="4" w:space="0" w:color="auto"/>
-              <w:bottom w:val="single" w:sz="4" w:space="0" w:color="auto"/>
-              <w:right w:val="single" w:sz="4" w:space="0" w:color="auto"/>
-            </w:tcBorders>
-            <w:vAlign w:val="center"/>
-          </w:tcPr>
-          <w:p>
-            <w:pPr>
-              <w:spacing w:line="276" w:lineRule="auto"/>
-              <w:rPr>
-                <w:rFonts w:ascii="Gotham Book" w:hAnsi="Gotham Book"/>
-                <w:color w:val="000000"/>
-              </w:rPr>
-            </w:pPr>
-          </w:p>
-        </w:tc>
-        <w:tc>
-          <w:tcPr>
-            <w:tcW w:w="1248" w:type="dxa"/>
-            <w:tcBorders>
-              <w:top w:val="single" w:sz="4" w:space="0" w:color="auto"/>
-              <w:left w:val="single" w:sz="4" w:space="0" w:color="auto"/>
-              <w:bottom w:val="single" w:sz="4" w:space="0" w:color="auto"/>
-              <w:right w:val="single" w:sz="4" w:space="0" w:color="auto"/>
-            </w:tcBorders>
-            <w:vAlign w:val="center"/>
-          </w:tcPr>
-          <w:p>
-            <w:pPr>
-              <w:spacing w:line="276" w:lineRule="auto"/>
-              <w:jc w:val="center"/>
-              <w:rPr>
-                <w:rFonts w:ascii="Gotham Book" w:hAnsi="Gotham Book"/>
-                <w:color w:val="000000"/>
-              </w:rPr>
-            </w:pPr>
-          </w:p>
-        </w:tc>
-        <w:tc>
-          <w:tcPr>
-            <w:tcW w:w="1249" w:type="dxa"/>
-            <w:tcBorders>
-              <w:top w:val="single" w:sz="4" w:space="0" w:color="auto"/>
-              <w:left w:val="single" w:sz="4" w:space="0" w:color="auto"/>
-              <w:bottom w:val="single" w:sz="4" w:space="0" w:color="auto"/>
-              <w:right w:val="single" w:sz="4" w:space="0" w:color="auto"/>
-            </w:tcBorders>
-            <w:vAlign w:val="center"/>
-          </w:tcPr>
-          <w:p>
-            <w:pPr>
-              <w:spacing w:line="276" w:lineRule="auto"/>
-              <w:jc w:val="center"/>
-              <w:rPr>
-                <w:rFonts w:ascii="Gotham Book" w:hAnsi="Gotham Book"/>
-                <w:color w:val="000000"/>
-              </w:rPr>
-            </w:pPr>
-          </w:p>
-        </w:tc>
-        <w:tc>
-          <w:tcPr>
-            <w:tcW w:w="1249" w:type="dxa"/>
-            <w:tcBorders>
-              <w:top w:val="single" w:sz="4" w:space="0" w:color="auto"/>
-              <w:left w:val="single" w:sz="4" w:space="0" w:color="auto"/>
-              <w:bottom w:val="single" w:sz="4" w:space="0" w:color="auto"/>
-              <w:right w:val="single" w:sz="4" w:space="0" w:color="auto"/>
-            </w:tcBorders>
-            <w:vAlign w:val="center"/>
-          </w:tcPr>
-          <w:p>
-            <w:pPr>
-              <w:spacing w:line="276" w:lineRule="auto"/>
-              <w:jc w:val="center"/>
-              <w:rPr>
-                <w:rFonts w:ascii="Gotham Book" w:hAnsi="Gotham Book"/>
-                <w:color w:val="000000"/>
-              </w:rPr>
-            </w:pPr>
-          </w:p>
-        </w:tc>
-        <w:tc>
-          <w:tcPr>
-            <w:tcW w:w="1249" w:type="dxa"/>
-            <w:tcBorders>
-              <w:top w:val="single" w:sz="4" w:space="0" w:color="auto"/>
-              <w:left w:val="single" w:sz="4" w:space="0" w:color="auto"/>
-              <w:bottom w:val="single" w:sz="4" w:space="0" w:color="auto"/>
-              <w:right w:val="single" w:sz="4" w:space="0" w:color="auto"/>
-            </w:tcBorders>
-            <w:vAlign w:val="center"/>
-          </w:tcPr>
-          <w:p>
-            <w:pPr>
-              <w:spacing w:line="276" w:lineRule="auto"/>
-              <w:jc w:val="center"/>
-              <w:rPr>
-                <w:rFonts w:ascii="Gotham Book" w:hAnsi="Gotham Book"/>
-                <w:color w:val="000000"/>
-              </w:rPr>
-            </w:pPr>
-          </w:p>
-        </w:tc>
-        <w:tc>
-          <w:tcPr>
-            <w:tcW w:w="1249" w:type="dxa"/>
-            <w:tcBorders>
-              <w:top w:val="single" w:sz="4" w:space="0" w:color="auto"/>
-              <w:left w:val="single" w:sz="4" w:space="0" w:color="auto"/>
-              <w:bottom w:val="single" w:sz="4" w:space="0" w:color="auto"/>
-              <w:right w:val="single" w:sz="4" w:space="0" w:color="auto"/>
-            </w:tcBorders>
-            <w:vAlign w:val="center"/>
-          </w:tcPr>
-          <w:p>
-            <w:pPr>
-              <w:spacing w:line="276" w:lineRule="auto"/>
-              <w:jc w:val="center"/>
-              <w:rPr>
-                <w:rFonts w:ascii="Gotham Book" w:hAnsi="Gotham Book"/>
-                <w:color w:val="000000"/>
-              </w:rPr>
-            </w:pPr>
-          </w:p>
-        </w:tc>
-      </w:tr>
-      <w:tr>
-        <w:trPr>
-          <w:trHeight w:val="232"/>
-        </w:trPr>
-        <w:tc>
-          <w:tcPr>
-            <w:tcW w:w="2546" w:type="dxa"/>
-            <w:tcBorders>
-              <w:top w:val="single" w:sz="4" w:space="0" w:color="auto"/>
-              <w:left w:val="single" w:sz="4" w:space="0" w:color="auto"/>
-              <w:bottom w:val="single" w:sz="4" w:space="0" w:color="auto"/>
-              <w:right w:val="single" w:sz="4" w:space="0" w:color="auto"/>
-            </w:tcBorders>
-            <w:vAlign w:val="center"/>
-          </w:tcPr>
-          <w:p>
-            <w:pPr>
-              <w:spacing w:line="276" w:lineRule="auto"/>
-              <w:rPr>
-                <w:rFonts w:ascii="Gotham Book" w:hAnsi="Gotham Book"/>
-                <w:color w:val="000000"/>
-              </w:rPr>
-            </w:pPr>
-          </w:p>
-        </w:tc>
-        <w:tc>
-          <w:tcPr>
-            <w:tcW w:w="1248" w:type="dxa"/>
-            <w:tcBorders>
-              <w:top w:val="single" w:sz="4" w:space="0" w:color="auto"/>
-              <w:left w:val="single" w:sz="4" w:space="0" w:color="auto"/>
-              <w:bottom w:val="single" w:sz="4" w:space="0" w:color="auto"/>
-              <w:right w:val="single" w:sz="4" w:space="0" w:color="auto"/>
-            </w:tcBorders>
-            <w:vAlign w:val="center"/>
-          </w:tcPr>
-          <w:p>
-            <w:pPr>
-              <w:spacing w:line="276" w:lineRule="auto"/>
-              <w:jc w:val="center"/>
-              <w:rPr>
-                <w:rFonts w:ascii="Gotham Book" w:hAnsi="Gotham Book"/>
-                <w:color w:val="000000"/>
-              </w:rPr>
-            </w:pPr>
-          </w:p>
-        </w:tc>
-        <w:tc>
-          <w:tcPr>
-            <w:tcW w:w="1249" w:type="dxa"/>
-            <w:tcBorders>
-              <w:top w:val="single" w:sz="4" w:space="0" w:color="auto"/>
-              <w:left w:val="single" w:sz="4" w:space="0" w:color="auto"/>
-              <w:bottom w:val="single" w:sz="4" w:space="0" w:color="auto"/>
-              <w:right w:val="single" w:sz="4" w:space="0" w:color="auto"/>
-            </w:tcBorders>
-            <w:vAlign w:val="center"/>
-          </w:tcPr>
-          <w:p>
-            <w:pPr>
-              <w:spacing w:line="276" w:lineRule="auto"/>
-              <w:jc w:val="center"/>
-              <w:rPr>
-                <w:rFonts w:ascii="Gotham Book" w:hAnsi="Gotham Book"/>
-                <w:color w:val="000000"/>
-              </w:rPr>
-            </w:pPr>
-          </w:p>
-        </w:tc>
-        <w:tc>
-          <w:tcPr>
-            <w:tcW w:w="1249" w:type="dxa"/>
-            <w:tcBorders>
-              <w:top w:val="single" w:sz="4" w:space="0" w:color="auto"/>
-              <w:left w:val="single" w:sz="4" w:space="0" w:color="auto"/>
-              <w:bottom w:val="single" w:sz="4" w:space="0" w:color="auto"/>
-              <w:right w:val="single" w:sz="4" w:space="0" w:color="auto"/>
-            </w:tcBorders>
-            <w:vAlign w:val="center"/>
-          </w:tcPr>
-          <w:p>
-            <w:pPr>
-              <w:spacing w:line="276" w:lineRule="auto"/>
-              <w:jc w:val="center"/>
-              <w:rPr>
-                <w:rFonts w:ascii="Gotham Book" w:hAnsi="Gotham Book"/>
-                <w:color w:val="000000"/>
-              </w:rPr>
-            </w:pPr>
-          </w:p>
-        </w:tc>
-        <w:tc>
-          <w:tcPr>
-            <w:tcW w:w="1249" w:type="dxa"/>
-            <w:tcBorders>
-              <w:top w:val="single" w:sz="4" w:space="0" w:color="auto"/>
-              <w:left w:val="single" w:sz="4" w:space="0" w:color="auto"/>
-              <w:bottom w:val="single" w:sz="4" w:space="0" w:color="auto"/>
-              <w:right w:val="single" w:sz="4" w:space="0" w:color="auto"/>
-            </w:tcBorders>
-            <w:vAlign w:val="center"/>
-          </w:tcPr>
-          <w:p>
-            <w:pPr>
-              <w:spacing w:line="276" w:lineRule="auto"/>
-              <w:jc w:val="center"/>
-              <w:rPr>
-                <w:rFonts w:ascii="Gotham Book" w:hAnsi="Gotham Book"/>
-                <w:color w:val="000000"/>
-              </w:rPr>
-            </w:pPr>
-          </w:p>
-        </w:tc>
-        <w:tc>
-          <w:tcPr>
-            <w:tcW w:w="1249" w:type="dxa"/>
-            <w:tcBorders>
-              <w:top w:val="single" w:sz="4" w:space="0" w:color="auto"/>
-              <w:left w:val="single" w:sz="4" w:space="0" w:color="auto"/>
-              <w:bottom w:val="single" w:sz="4" w:space="0" w:color="auto"/>
-              <w:right w:val="single" w:sz="4" w:space="0" w:color="auto"/>
-            </w:tcBorders>
-            <w:vAlign w:val="center"/>
-          </w:tcPr>
-          <w:p>
-            <w:pPr>
-              <w:spacing w:line="276" w:lineRule="auto"/>
-              <w:jc w:val="center"/>
-              <w:rPr>
-                <w:rFonts w:ascii="Gotham Book" w:hAnsi="Gotham Book"/>
-                <w:color w:val="000000"/>
-              </w:rPr>
-            </w:pPr>
-          </w:p>
-        </w:tc>
-      </w:tr>
-      <w:tr>
-        <w:trPr>
-          <w:trHeight w:val="232"/>
-        </w:trPr>
-        <w:tc>
-          <w:tcPr>
-            <w:tcW w:w="2546" w:type="dxa"/>
-            <w:tcBorders>
-              <w:top w:val="single" w:sz="4" w:space="0" w:color="auto"/>
-              <w:left w:val="single" w:sz="4" w:space="0" w:color="auto"/>
-              <w:bottom w:val="single" w:sz="4" w:space="0" w:color="auto"/>
-              <w:right w:val="single" w:sz="4" w:space="0" w:color="auto"/>
-            </w:tcBorders>
-            <w:vAlign w:val="center"/>
-          </w:tcPr>
-          <w:p>
-            <w:pPr>
-              <w:spacing w:line="276" w:lineRule="auto"/>
-              <w:rPr>
-                <w:rFonts w:ascii="Gotham Book" w:hAnsi="Gotham Book"/>
-                <w:color w:val="000000"/>
-              </w:rPr>
-            </w:pPr>
-          </w:p>
-        </w:tc>
-        <w:tc>
-          <w:tcPr>
-            <w:tcW w:w="1248" w:type="dxa"/>
-            <w:tcBorders>
-              <w:top w:val="single" w:sz="4" w:space="0" w:color="auto"/>
-              <w:left w:val="single" w:sz="4" w:space="0" w:color="auto"/>
-              <w:bottom w:val="single" w:sz="4" w:space="0" w:color="auto"/>
-              <w:right w:val="single" w:sz="4" w:space="0" w:color="auto"/>
-            </w:tcBorders>
-            <w:vAlign w:val="center"/>
-          </w:tcPr>
-          <w:p>
-            <w:pPr>
-              <w:spacing w:line="276" w:lineRule="auto"/>
-              <w:jc w:val="center"/>
-              <w:rPr>
-                <w:rFonts w:ascii="Gotham Book" w:hAnsi="Gotham Book"/>
-                <w:color w:val="000000"/>
-              </w:rPr>
-            </w:pPr>
-          </w:p>
-        </w:tc>
-        <w:tc>
-          <w:tcPr>
-            <w:tcW w:w="1249" w:type="dxa"/>
-            <w:tcBorders>
-              <w:top w:val="single" w:sz="4" w:space="0" w:color="auto"/>
-              <w:left w:val="single" w:sz="4" w:space="0" w:color="auto"/>
-              <w:bottom w:val="single" w:sz="4" w:space="0" w:color="auto"/>
-              <w:right w:val="single" w:sz="4" w:space="0" w:color="auto"/>
-            </w:tcBorders>
-            <w:vAlign w:val="center"/>
-          </w:tcPr>
-          <w:p>
-            <w:pPr>
-              <w:spacing w:line="276" w:lineRule="auto"/>
-              <w:jc w:val="center"/>
-              <w:rPr>
-                <w:rFonts w:ascii="Gotham Book" w:hAnsi="Gotham Book"/>
-                <w:color w:val="000000"/>
-              </w:rPr>
-            </w:pPr>
-          </w:p>
-        </w:tc>
-        <w:tc>
-          <w:tcPr>
-            <w:tcW w:w="1249" w:type="dxa"/>
-            <w:tcBorders>
-              <w:top w:val="single" w:sz="4" w:space="0" w:color="auto"/>
-              <w:left w:val="single" w:sz="4" w:space="0" w:color="auto"/>
-              <w:bottom w:val="single" w:sz="4" w:space="0" w:color="auto"/>
-              <w:right w:val="single" w:sz="4" w:space="0" w:color="auto"/>
-            </w:tcBorders>
-            <w:vAlign w:val="center"/>
-          </w:tcPr>
-          <w:p>
-            <w:pPr>
-              <w:spacing w:line="276" w:lineRule="auto"/>
-              <w:jc w:val="center"/>
-              <w:rPr>
-                <w:rFonts w:ascii="Gotham Book" w:hAnsi="Gotham Book"/>
-                <w:color w:val="000000"/>
-              </w:rPr>
-            </w:pPr>
-          </w:p>
-        </w:tc>
-        <w:tc>
-          <w:tcPr>
-            <w:tcW w:w="1249" w:type="dxa"/>
-            <w:tcBorders>
-              <w:top w:val="single" w:sz="4" w:space="0" w:color="auto"/>
-              <w:left w:val="single" w:sz="4" w:space="0" w:color="auto"/>
-              <w:bottom w:val="single" w:sz="4" w:space="0" w:color="auto"/>
-              <w:right w:val="single" w:sz="4" w:space="0" w:color="auto"/>
-            </w:tcBorders>
-            <w:vAlign w:val="center"/>
-          </w:tcPr>
-          <w:p>
-            <w:pPr>
-              <w:spacing w:line="276" w:lineRule="auto"/>
-              <w:jc w:val="center"/>
-              <w:rPr>
-                <w:rFonts w:ascii="Gotham Book" w:hAnsi="Gotham Book"/>
-                <w:color w:val="000000"/>
-              </w:rPr>
-            </w:pPr>
-          </w:p>
-        </w:tc>
-        <w:tc>
-          <w:tcPr>
-            <w:tcW w:w="1249" w:type="dxa"/>
-            <w:tcBorders>
-              <w:top w:val="single" w:sz="4" w:space="0" w:color="auto"/>
-              <w:left w:val="single" w:sz="4" w:space="0" w:color="auto"/>
-              <w:bottom w:val="single" w:sz="4" w:space="0" w:color="auto"/>
-              <w:right w:val="single" w:sz="4" w:space="0" w:color="auto"/>
-            </w:tcBorders>
-            <w:vAlign w:val="center"/>
-          </w:tcPr>
-          <w:p>
-            <w:pPr>
-              <w:spacing w:line="276" w:lineRule="auto"/>
-              <w:jc w:val="center"/>
-              <w:rPr>
-                <w:rFonts w:ascii="Gotham Book" w:hAnsi="Gotham Book"/>
-                <w:color w:val="000000"/>
-              </w:rPr>
-            </w:pPr>
-          </w:p>
-        </w:tc>
-      </w:tr>
-      <w:tr>
-        <w:trPr>
-          <w:trHeight w:val="232"/>
-        </w:trPr>
-        <w:tc>
-          <w:tcPr>
-            <w:tcW w:w="2546" w:type="dxa"/>
-            <w:tcBorders>
-              <w:top w:val="single" w:sz="4" w:space="0" w:color="auto"/>
-              <w:left w:val="single" w:sz="4" w:space="0" w:color="auto"/>
-              <w:bottom w:val="single" w:sz="4" w:space="0" w:color="auto"/>
-              <w:right w:val="single" w:sz="4" w:space="0" w:color="auto"/>
-            </w:tcBorders>
-            <w:vAlign w:val="center"/>
-          </w:tcPr>
-          <w:p>
-            <w:pPr>
-              <w:spacing w:line="276" w:lineRule="auto"/>
-              <w:rPr>
-                <w:rFonts w:ascii="Gotham Book" w:hAnsi="Gotham Book"/>
-                <w:color w:val="000000"/>
-              </w:rPr>
-            </w:pPr>
-          </w:p>
-        </w:tc>
-        <w:tc>
-          <w:tcPr>
-            <w:tcW w:w="1248" w:type="dxa"/>
-            <w:tcBorders>
-              <w:top w:val="single" w:sz="4" w:space="0" w:color="auto"/>
-              <w:left w:val="single" w:sz="4" w:space="0" w:color="auto"/>
-              <w:bottom w:val="single" w:sz="4" w:space="0" w:color="auto"/>
-              <w:right w:val="single" w:sz="4" w:space="0" w:color="auto"/>
-            </w:tcBorders>
-            <w:vAlign w:val="center"/>
-          </w:tcPr>
-          <w:p>
-            <w:pPr>
-              <w:spacing w:line="276" w:lineRule="auto"/>
-              <w:jc w:val="center"/>
-              <w:rPr>
-                <w:rFonts w:ascii="Gotham Book" w:hAnsi="Gotham Book"/>
-                <w:color w:val="000000"/>
-              </w:rPr>
-            </w:pPr>
-          </w:p>
-        </w:tc>
-        <w:tc>
-          <w:tcPr>
-            <w:tcW w:w="1249" w:type="dxa"/>
-            <w:tcBorders>
-              <w:top w:val="single" w:sz="4" w:space="0" w:color="auto"/>
-              <w:left w:val="single" w:sz="4" w:space="0" w:color="auto"/>
-              <w:bottom w:val="single" w:sz="4" w:space="0" w:color="auto"/>
-              <w:right w:val="single" w:sz="4" w:space="0" w:color="auto"/>
-            </w:tcBorders>
-            <w:vAlign w:val="center"/>
-          </w:tcPr>
-          <w:p>
-            <w:pPr>
-              <w:spacing w:line="276" w:lineRule="auto"/>
-              <w:jc w:val="center"/>
-              <w:rPr>
-                <w:rFonts w:ascii="Gotham Book" w:hAnsi="Gotham Book"/>
-                <w:color w:val="000000"/>
-              </w:rPr>
-            </w:pPr>
-          </w:p>
-        </w:tc>
-        <w:tc>
-          <w:tcPr>
-            <w:tcW w:w="1249" w:type="dxa"/>
-            <w:tcBorders>
-              <w:top w:val="single" w:sz="4" w:space="0" w:color="auto"/>
-              <w:left w:val="single" w:sz="4" w:space="0" w:color="auto"/>
-              <w:bottom w:val="single" w:sz="4" w:space="0" w:color="auto"/>
-              <w:right w:val="single" w:sz="4" w:space="0" w:color="auto"/>
-            </w:tcBorders>
-            <w:vAlign w:val="center"/>
-          </w:tcPr>
-          <w:p>
-            <w:pPr>
-              <w:spacing w:line="276" w:lineRule="auto"/>
-              <w:jc w:val="center"/>
-              <w:rPr>
-                <w:rFonts w:ascii="Gotham Book" w:hAnsi="Gotham Book"/>
-                <w:color w:val="000000"/>
-              </w:rPr>
-            </w:pPr>
-          </w:p>
-        </w:tc>
-        <w:tc>
-          <w:tcPr>
-            <w:tcW w:w="1249" w:type="dxa"/>
-            <w:tcBorders>
-              <w:top w:val="single" w:sz="4" w:space="0" w:color="auto"/>
-              <w:left w:val="single" w:sz="4" w:space="0" w:color="auto"/>
-              <w:bottom w:val="single" w:sz="4" w:space="0" w:color="auto"/>
-              <w:right w:val="single" w:sz="4" w:space="0" w:color="auto"/>
-            </w:tcBorders>
-            <w:vAlign w:val="center"/>
-          </w:tcPr>
-          <w:p>
-            <w:pPr>
-              <w:spacing w:line="276" w:lineRule="auto"/>
-              <w:jc w:val="center"/>
-              <w:rPr>
-                <w:rFonts w:ascii="Gotham Book" w:hAnsi="Gotham Book"/>
-                <w:color w:val="000000"/>
-              </w:rPr>
-            </w:pPr>
-          </w:p>
-        </w:tc>
-        <w:tc>
-          <w:tcPr>
-            <w:tcW w:w="1249" w:type="dxa"/>
-            <w:tcBorders>
-              <w:top w:val="single" w:sz="4" w:space="0" w:color="auto"/>
-              <w:left w:val="single" w:sz="4" w:space="0" w:color="auto"/>
-              <w:bottom w:val="single" w:sz="4" w:space="0" w:color="auto"/>
-              <w:right w:val="single" w:sz="4" w:space="0" w:color="auto"/>
-            </w:tcBorders>
-            <w:vAlign w:val="center"/>
-          </w:tcPr>
-          <w:p>
-            <w:pPr>
-              <w:spacing w:line="276" w:lineRule="auto"/>
-              <w:jc w:val="center"/>
-              <w:rPr>
-                <w:rFonts w:ascii="Gotham Book" w:hAnsi="Gotham Book"/>
-                <w:color w:val="000000"/>
-              </w:rPr>
-            </w:pPr>
-          </w:p>
-        </w:tc>
-      </w:tr>
-      <w:tr>
-        <w:trPr>
-          <w:trHeight w:val="232"/>
-        </w:trPr>
-        <w:tc>
-          <w:tcPr>
-            <w:tcW w:w="2546" w:type="dxa"/>
-            <w:tcBorders>
-              <w:top w:val="single" w:sz="4" w:space="0" w:color="auto"/>
-              <w:left w:val="single" w:sz="4" w:space="0" w:color="auto"/>
-              <w:bottom w:val="single" w:sz="4" w:space="0" w:color="auto"/>
-              <w:right w:val="single" w:sz="4" w:space="0" w:color="auto"/>
-            </w:tcBorders>
-            <w:vAlign w:val="center"/>
-          </w:tcPr>
-          <w:p>
-            <w:pPr>
-              <w:spacing w:line="276" w:lineRule="auto"/>
-              <w:rPr>
-                <w:rFonts w:ascii="Gotham Book" w:hAnsi="Gotham Book"/>
-                <w:color w:val="000000"/>
-              </w:rPr>
-            </w:pPr>
-          </w:p>
-        </w:tc>
-        <w:tc>
-          <w:tcPr>
-            <w:tcW w:w="1248" w:type="dxa"/>
-            <w:tcBorders>
-              <w:top w:val="single" w:sz="4" w:space="0" w:color="auto"/>
-              <w:left w:val="single" w:sz="4" w:space="0" w:color="auto"/>
-              <w:bottom w:val="single" w:sz="4" w:space="0" w:color="auto"/>
-              <w:right w:val="single" w:sz="4" w:space="0" w:color="auto"/>
-            </w:tcBorders>
-            <w:vAlign w:val="center"/>
-          </w:tcPr>
-          <w:p>
-            <w:pPr>
-              <w:spacing w:line="276" w:lineRule="auto"/>
-              <w:jc w:val="center"/>
-              <w:rPr>
-                <w:rFonts w:ascii="Gotham Book" w:hAnsi="Gotham Book"/>
-                <w:color w:val="000000"/>
-              </w:rPr>
-            </w:pPr>
-          </w:p>
-        </w:tc>
-        <w:tc>
-          <w:tcPr>
-            <w:tcW w:w="1249" w:type="dxa"/>
-            <w:tcBorders>
-              <w:top w:val="single" w:sz="4" w:space="0" w:color="auto"/>
-              <w:left w:val="single" w:sz="4" w:space="0" w:color="auto"/>
-              <w:bottom w:val="single" w:sz="4" w:space="0" w:color="auto"/>
-              <w:right w:val="single" w:sz="4" w:space="0" w:color="auto"/>
-            </w:tcBorders>
-            <w:vAlign w:val="center"/>
-          </w:tcPr>
-          <w:p>
-            <w:pPr>
-              <w:spacing w:line="276" w:lineRule="auto"/>
-              <w:jc w:val="center"/>
-              <w:rPr>
-                <w:rFonts w:ascii="Gotham Book" w:hAnsi="Gotham Book"/>
-                <w:color w:val="000000"/>
-              </w:rPr>
-            </w:pPr>
-          </w:p>
-        </w:tc>
-        <w:tc>
-          <w:tcPr>
-            <w:tcW w:w="1249" w:type="dxa"/>
-            <w:tcBorders>
-              <w:top w:val="single" w:sz="4" w:space="0" w:color="auto"/>
-              <w:left w:val="single" w:sz="4" w:space="0" w:color="auto"/>
-              <w:bottom w:val="single" w:sz="4" w:space="0" w:color="auto"/>
-              <w:right w:val="single" w:sz="4" w:space="0" w:color="auto"/>
-            </w:tcBorders>
-            <w:vAlign w:val="center"/>
-          </w:tcPr>
-          <w:p>
-            <w:pPr>
-              <w:spacing w:line="276" w:lineRule="auto"/>
-              <w:jc w:val="center"/>
-              <w:rPr>
-                <w:rFonts w:ascii="Gotham Book" w:hAnsi="Gotham Book"/>
-                <w:color w:val="000000"/>
-              </w:rPr>
-            </w:pPr>
-          </w:p>
-        </w:tc>
-        <w:tc>
-          <w:tcPr>
-            <w:tcW w:w="1249" w:type="dxa"/>
-            <w:tcBorders>
-              <w:top w:val="single" w:sz="4" w:space="0" w:color="auto"/>
-              <w:left w:val="single" w:sz="4" w:space="0" w:color="auto"/>
-              <w:bottom w:val="single" w:sz="4" w:space="0" w:color="auto"/>
-              <w:right w:val="single" w:sz="4" w:space="0" w:color="auto"/>
-            </w:tcBorders>
-            <w:vAlign w:val="center"/>
-          </w:tcPr>
-          <w:p>
-            <w:pPr>
-              <w:spacing w:line="276" w:lineRule="auto"/>
-              <w:jc w:val="center"/>
-              <w:rPr>
-                <w:rFonts w:ascii="Gotham Book" w:hAnsi="Gotham Book"/>
-                <w:color w:val="000000"/>
-              </w:rPr>
-            </w:pPr>
-          </w:p>
-        </w:tc>
-        <w:tc>
-          <w:tcPr>
-            <w:tcW w:w="1249" w:type="dxa"/>
-            <w:tcBorders>
-              <w:top w:val="single" w:sz="4" w:space="0" w:color="auto"/>
-              <w:left w:val="single" w:sz="4" w:space="0" w:color="auto"/>
-              <w:bottom w:val="single" w:sz="4" w:space="0" w:color="auto"/>
-              <w:right w:val="single" w:sz="4" w:space="0" w:color="auto"/>
-            </w:tcBorders>
-            <w:vAlign w:val="center"/>
-          </w:tcPr>
-          <w:p>
-            <w:pPr>
-              <w:spacing w:line="276" w:lineRule="auto"/>
-              <w:jc w:val="center"/>
-              <w:rPr>
-                <w:rFonts w:ascii="Gotham Book" w:hAnsi="Gotham Book"/>
-                <w:color w:val="000000"/>
-              </w:rPr>
-            </w:pPr>
-          </w:p>
-        </w:tc>
-      </w:tr>
-      <w:bookmarkEnd w:id="0"/>
-    </w:tbl>
-    <w:p>
-      <w:pPr>
-        <w:spacing w:line="276" w:lineRule="auto"/>
-        <w:jc w:val="both"/>
-        <w:rPr>
-          <w:rFonts w:ascii="Gotham Book" w:hAnsi="Gotham Book"/>
-          <w:color w:val="000000"/>
-          <w:u w:val="single"/>
-        </w:rPr>
-      </w:pPr>
-    </w:p>
-    <w:p>
-      <w:pPr>
-        <w:spacing w:line="276" w:lineRule="auto"/>
-        <w:jc w:val="both"/>
-        <w:rPr>
-          <w:rFonts w:ascii="Gotham Book" w:hAnsi="Gotham Book"/>
-          <w:color w:val="000000"/>
-          <w:u w:val="single"/>
-        </w:rPr>
-      </w:pPr>
-      <w:r>
-        <w:rPr>
-          <w:rFonts w:ascii="Gotham Book" w:hAnsi="Gotham Book"/>
-          <w:color w:val="000000"/>
-          <w:u w:val="single"/>
-        </w:rPr>
-        <w:t>4</w:t>
-      </w:r>
-      <w:r>
-        <w:rPr>
-          <w:rFonts w:ascii="Gotham Book" w:hAnsi="Gotham Book"/>
-          <w:color w:val="000000"/>
-          <w:u w:val="single"/>
-        </w:rPr>
-        <w:t xml:space="preserve">. Otras recomendaciones: </w:t>
-      </w:r>
-    </w:p>
-    <w:p>
-      <w:pPr>
-        <w:pStyle w:val="Prrafodelista"/>
-        <w:numPr>
-          <w:ilvl w:val="0"/>
-          <w:numId w:val="18"/>
-        </w:numPr>
-        <w:spacing w:line="276" w:lineRule="auto"/>
-        <w:jc w:val="both"/>
-        <w:rPr>
-          <w:rFonts w:ascii="Gotham Book" w:hAnsi="Gotham Book"/>
-          <w:color w:val="000000"/>
-          <w:sz w:val="20"/>
-          <w:szCs w:val="20"/>
-        </w:rPr>
-      </w:pPr>
-      <w:r>
-        <w:rPr>
-          <w:rFonts w:ascii="Gotham Book" w:hAnsi="Gotham Book"/>
-          <w:color w:val="000000"/>
-          <w:sz w:val="20"/>
-          <w:szCs w:val="20"/>
-        </w:rPr>
-        <w:t xml:space="preserve">Se recomienda seguimiento por </w:t>
-      </w:r>
-      <w:r>
-        <w:rPr>
-          <w:rFonts w:ascii="Gotham Book" w:hAnsi="Gotham Book"/>
-          <w:color w:val="000000"/>
-          <w:sz w:val="20"/>
-          <w:szCs w:val="20"/>
-        </w:rPr>
-        <w:t xml:space="preserve">médico de cabecera y </w:t>
-      </w:r>
-      <w:r>
-        <w:rPr>
-          <w:rFonts w:ascii="Gotham Book" w:hAnsi="Gotham Book"/>
-          <w:color w:val="000000"/>
-          <w:sz w:val="20"/>
-          <w:szCs w:val="20"/>
-        </w:rPr>
-        <w:t xml:space="preserve">especialista de zona. </w:t>
-      </w:r>
-    </w:p>
-    <w:p>
-      <w:pPr>
-        <w:pStyle w:val="Prrafodelista"/>
-        <w:numPr>
-          <w:ilvl w:val="0"/>
-          <w:numId w:val="18"/>
-        </w:numPr>
-        <w:spacing w:line="276" w:lineRule="auto"/>
-        <w:jc w:val="both"/>
-        <w:rPr>
-          <w:rFonts w:ascii="Gotham Book" w:hAnsi="Gotham Book"/>
-          <w:color w:val="000000"/>
-          <w:sz w:val="20"/>
-          <w:szCs w:val="20"/>
-        </w:rPr>
-      </w:pPr>
-      <w:r>
-        <w:rPr>
-          <w:rFonts w:ascii="Gotham Book" w:hAnsi="Gotham Book"/>
-          <w:color w:val="000000"/>
-          <w:sz w:val="20"/>
-          <w:szCs w:val="20"/>
-        </w:rPr>
-        <w:t xml:space="preserve">Se ofrece posibilidad de seguimiento a nivel privado en nuestro centro de Cordovilla (Pamplona) o Alsasua, recomendando valoración en 1-2 meses </w:t>
-      </w:r>
-      <w:proofErr w:type="spellStart"/>
-      <w:r>
-        <w:rPr>
-          <w:rFonts w:ascii="Gotham Book" w:hAnsi="Gotham Book"/>
-          <w:color w:val="000000"/>
-          <w:sz w:val="20"/>
-          <w:szCs w:val="20"/>
-        </w:rPr>
-        <w:t>postalta</w:t>
-      </w:r>
-      <w:proofErr w:type="spellEnd"/>
-      <w:r>
-        <w:rPr>
-          <w:rFonts w:ascii="Gotham Book" w:hAnsi="Gotham Book"/>
-          <w:color w:val="000000"/>
-          <w:sz w:val="20"/>
-          <w:szCs w:val="20"/>
-        </w:rPr>
-        <w:t>.</w:t>
-      </w:r>
-    </w:p>
-    <w:p>
-      <w:pPr>
-        <w:spacing w:line="276" w:lineRule="auto"/>
-        <w:ind w:firstLine="708"/>
-        <w:jc w:val="both"/>
-        <w:rPr>
-          <w:rFonts w:ascii="Gotham Book" w:hAnsi="Gotham Book"/>
-          <w:color w:val="000000"/>
-        </w:rPr>
-      </w:pPr>
-    </w:p>
-    <w:p>
-      <w:pPr>
-        <w:spacing w:line="276" w:lineRule="auto"/>
-        <w:jc w:val="both"/>
-        <w:rPr>
-          <w:rFonts w:ascii="Gotham Book" w:hAnsi="Gotham Book"/>
-          <w:bCs/>
-        </w:rPr>
-      </w:pPr>
-      <w:r>
-        <w:rPr>
-          <w:rFonts w:ascii="Gotham Book" w:hAnsi="Gotham Book"/>
-        </w:rPr>
-        <w:t>Estando a vuestra entera disposición para cualquier información</w:t>
-      </w:r>
-      <w:r>
-        <w:rPr>
-          <w:rFonts w:ascii="Gotham Book" w:hAnsi="Gotham Book"/>
-        </w:rPr>
-        <w:t xml:space="preserve"> o consulta</w:t>
-      </w:r>
-      <w:r>
-        <w:rPr>
-          <w:rFonts w:ascii="Gotham Book" w:hAnsi="Gotham Book"/>
-        </w:rPr>
-        <w:t>, atentamente.</w:t>
-      </w:r>
-    </w:p>
-    <w:p>
-      <w:pPr>
-        <w:spacing w:line="276" w:lineRule="auto"/>
-        <w:rPr>
-          <w:rFonts w:ascii="Gotham Book" w:hAnsi="Gotham Book"/>
-          <w:color w:val="000000"/>
-        </w:rPr>
-      </w:pPr>
-    </w:p>
-    <w:p>
-      <w:pPr>
-        <w:spacing w:line="276" w:lineRule="auto"/>
-        <w:jc w:val="both"/>
-        <w:rPr>
-          <w:rFonts w:ascii="Gotham Book" w:hAnsi="Gotham Book"/>
-          <w:color w:val="000000"/>
-        </w:rPr>
-      </w:pPr>
-    </w:p>
-    <w:p>
-      <w:pPr>
-        <w:spacing w:line="276" w:lineRule="auto"/>
-        <w:jc w:val="both"/>
-        <w:rPr>
-          <w:rFonts w:ascii="Gotham Book" w:hAnsi="Gotham Book"/>
-          <w:color w:val="000000"/>
-        </w:rPr>
-      </w:pPr>
-      <w:r>
-        <w:rPr>
-          <w:rFonts w:ascii="Gotham Book" w:hAnsi="Gotham Book"/>
-          <w:color w:val="000000"/>
-        </w:rPr>
-        <w:t>Fdo. Dr. Javier González Gómez.</w:t>
-      </w:r>
-    </w:p>
-    <w:p>
-      <w:pPr>
-        <w:spacing w:line="276" w:lineRule="auto"/>
-        <w:jc w:val="both"/>
-        <w:rPr>
-          <w:rFonts w:ascii="Gotham Book" w:hAnsi="Gotham Book"/>
-          <w:color w:val="000000"/>
-        </w:rPr>
-      </w:pPr>
-      <w:r>
-        <w:rPr>
-          <w:rFonts w:ascii="Gotham Book" w:hAnsi="Gotham Book"/>
-          <w:color w:val="000000"/>
-        </w:rPr>
-        <w:t>Médico Especialista en Neurología. Col. 312865870.</w:t>
-      </w:r>
-    </w:p>
-    <w:p>
-      <w:pPr>
-        <w:spacing w:line="276" w:lineRule="auto"/>
-        <w:rPr>
-          <w:rFonts w:ascii="Gotham Book" w:hAnsi="Gotham Book"/>
-          <w:color w:val="000000"/>
-        </w:rPr>
-      </w:pPr>
-    </w:p>
-    <w:p>
-      <w:pPr>
-        <w:spacing w:line="276" w:lineRule="auto"/>
-        <w:rPr>
-          <w:rFonts w:ascii="Gotham Book" w:hAnsi="Gotham Book"/>
-          <w:color w:val="000000"/>
-        </w:rPr>
-      </w:pPr>
-    </w:p>
-    <w:p>
-      <w:pPr>
-        <w:tabs>
-          <w:tab w:val="left" w:pos="2552"/>
-        </w:tabs>
-        <w:spacing w:after="120" w:line="276" w:lineRule="auto"/>
-        <w:ind w:firstLine="567"/>
-        <w:jc w:val="right"/>
-        <w:rPr>
-          <w:rFonts w:ascii="Gotham Book" w:hAnsi="Gotham Book"/>
-        </w:rPr>
-      </w:pPr>
-      <w:r>
-        <w:rPr>
-          <w:rFonts w:ascii="Gotham Book" w:hAnsi="Gotham Book"/>
-        </w:rPr>
-        <w:t>Alsasua, a</w:t>
-      </w:r>
-      <w:r>
-        <w:rPr>
-          <w:rFonts w:ascii="Gotham Book" w:hAnsi="Gotham Book"/>
-        </w:rPr>
-        <w:t xml:space="preserve"> </w:t>
-      </w:r>
-      <w:r>
-        <w:rPr>
-          <w:rFonts w:ascii="Gotham Book" w:hAnsi="Gotham Book"/>
-        </w:rPr>
-        <w:t>1</w:t>
-      </w:r>
-      <w:r>
-        <w:rPr>
-          <w:rFonts w:ascii="Gotham Book" w:hAnsi="Gotham Book"/>
-        </w:rPr>
-        <w:t xml:space="preserve"> de</w:t>
-      </w:r>
-      <w:r>
-        <w:rPr>
-          <w:rFonts w:ascii="Gotham Book" w:hAnsi="Gotham Book"/>
-        </w:rPr>
-        <w:t xml:space="preserve"> </w:t>
-      </w:r>
-      <w:r>
-        <w:rPr>
-          <w:rFonts w:ascii="Gotham Book" w:hAnsi="Gotham Book"/>
-        </w:rPr>
-        <w:t>mayo</w:t>
-      </w:r>
-      <w:r>
-        <w:rPr>
-          <w:rFonts w:ascii="Gotham Book" w:hAnsi="Gotham Book"/>
-        </w:rPr>
-        <w:t xml:space="preserve"> </w:t>
-      </w:r>
-      <w:r>
-        <w:rPr>
-          <w:rFonts w:ascii="Gotham Book" w:hAnsi="Gotham Book"/>
-        </w:rPr>
-        <w:t>de 20</w:t>
-      </w:r>
-      <w:r>
-        <w:rPr>
-          <w:rFonts w:ascii="Gotham Book" w:hAnsi="Gotham Book"/>
-        </w:rPr>
-        <w:t>2</w:t>
-      </w:r>
-      <w:r>
-        <w:rPr>
-          <w:rFonts w:ascii="Gotham Book" w:hAnsi="Gotham Book"/>
-        </w:rPr>
-        <w:t>6</w:t>
+        <w:t>Plantilla técnica de CJA Hospital. El contenido del informe se genera automáticamente desde la aplicación.</w:t>
       </w:r>
     </w:p>
     <w:sectPr>
@@ -3903,7 +203,7 @@
                               <w:tab w:val="left" w:pos="6237"/>
                               <w:tab w:val="left" w:pos="8505"/>
                             </w:tabs>
-                            <w:spacing w:line="276" w:lineRule="auto"/>
+                            <w:spacing w:line="240" w:lineRule="auto"/>
                             <w:rPr>
                               <w:rFonts w:ascii="Gotham Book" w:hAnsi="Gotham Book"/>
                               <w:b/>
@@ -3926,7 +226,7 @@
                               <w:tab w:val="left" w:pos="6237"/>
                               <w:tab w:val="left" w:pos="8505"/>
                             </w:tabs>
-                            <w:spacing w:line="276" w:lineRule="auto"/>
+                            <w:spacing w:line="240" w:lineRule="auto"/>
                             <w:rPr>
                               <w:rFonts w:ascii="Gotham Book" w:hAnsi="Gotham Book"/>
                             </w:rPr>
@@ -3948,7 +248,7 @@
                               <w:tab w:val="left" w:pos="6237"/>
                               <w:tab w:val="left" w:pos="8505"/>
                             </w:tabs>
-                            <w:spacing w:line="276" w:lineRule="auto"/>
+                            <w:spacing w:line="240" w:lineRule="auto"/>
                             <w:rPr>
                               <w:rFonts w:ascii="Gotham Book" w:hAnsi="Gotham Book"/>
                             </w:rPr>
@@ -3970,7 +270,7 @@
                               <w:tab w:val="left" w:pos="6237"/>
                               <w:tab w:val="left" w:pos="8505"/>
                             </w:tabs>
-                            <w:spacing w:line="276" w:lineRule="auto"/>
+                            <w:spacing w:line="240" w:lineRule="auto"/>
                             <w:rPr>
                               <w:rFonts w:ascii="Gotham Book" w:hAnsi="Gotham Book"/>
                             </w:rPr>
@@ -3992,7 +292,7 @@
                               <w:tab w:val="left" w:pos="6237"/>
                               <w:tab w:val="left" w:pos="8505"/>
                             </w:tabs>
-                            <w:spacing w:line="276" w:lineRule="auto"/>
+                            <w:spacing w:line="240" w:lineRule="auto"/>
                             <w:rPr>
                               <w:rFonts w:ascii="Gotham Book" w:hAnsi="Gotham Book"/>
                               <w:b/>
@@ -4015,7 +315,7 @@
                               <w:tab w:val="left" w:pos="6237"/>
                               <w:tab w:val="left" w:pos="8505"/>
                             </w:tabs>
-                            <w:spacing w:line="276" w:lineRule="auto"/>
+                            <w:spacing w:line="240" w:lineRule="auto"/>
                             <w:rPr>
                               <w:rFonts w:ascii="Gotham Book" w:hAnsi="Gotham Book"/>
                               <w:b/>
@@ -4038,7 +338,7 @@
                               <w:tab w:val="left" w:pos="6237"/>
                               <w:tab w:val="left" w:pos="8505"/>
                             </w:tabs>
-                            <w:spacing w:line="276" w:lineRule="auto"/>
+                            <w:spacing w:line="240" w:lineRule="auto"/>
                             <w:rPr>
                               <w:rFonts w:ascii="Gotham Book" w:hAnsi="Gotham Book"/>
                               <w:b/>
@@ -4156,7 +456,7 @@
                         <w:tab w:val="left" w:pos="6237"/>
                         <w:tab w:val="left" w:pos="8505"/>
                       </w:tabs>
-                      <w:spacing w:line="276" w:lineRule="auto"/>
+                      <w:spacing w:line="240" w:lineRule="auto"/>
                       <w:rPr>
                         <w:rFonts w:ascii="Gotham Book" w:hAnsi="Gotham Book"/>
                         <w:b/>
@@ -4179,7 +479,7 @@
                         <w:tab w:val="left" w:pos="6237"/>
                         <w:tab w:val="left" w:pos="8505"/>
                       </w:tabs>
-                      <w:spacing w:line="276" w:lineRule="auto"/>
+                      <w:spacing w:line="240" w:lineRule="auto"/>
                       <w:rPr>
                         <w:rFonts w:ascii="Gotham Book" w:hAnsi="Gotham Book"/>
                       </w:rPr>
@@ -4201,7 +501,7 @@
                         <w:tab w:val="left" w:pos="6237"/>
                         <w:tab w:val="left" w:pos="8505"/>
                       </w:tabs>
-                      <w:spacing w:line="276" w:lineRule="auto"/>
+                      <w:spacing w:line="240" w:lineRule="auto"/>
                       <w:rPr>
                         <w:rFonts w:ascii="Gotham Book" w:hAnsi="Gotham Book"/>
                       </w:rPr>
@@ -4223,7 +523,7 @@
                         <w:tab w:val="left" w:pos="6237"/>
                         <w:tab w:val="left" w:pos="8505"/>
                       </w:tabs>
-                      <w:spacing w:line="276" w:lineRule="auto"/>
+                      <w:spacing w:line="240" w:lineRule="auto"/>
                       <w:rPr>
                         <w:rFonts w:ascii="Gotham Book" w:hAnsi="Gotham Book"/>
                       </w:rPr>
@@ -4245,7 +545,7 @@
                         <w:tab w:val="left" w:pos="6237"/>
                         <w:tab w:val="left" w:pos="8505"/>
                       </w:tabs>
-                      <w:spacing w:line="276" w:lineRule="auto"/>
+                      <w:spacing w:line="240" w:lineRule="auto"/>
                       <w:rPr>
                         <w:rFonts w:ascii="Gotham Book" w:hAnsi="Gotham Book"/>
                         <w:b/>
@@ -4268,7 +568,7 @@
                         <w:tab w:val="left" w:pos="6237"/>
                         <w:tab w:val="left" w:pos="8505"/>
                       </w:tabs>
-                      <w:spacing w:line="276" w:lineRule="auto"/>
+                      <w:spacing w:line="240" w:lineRule="auto"/>
                       <w:rPr>
                         <w:rFonts w:ascii="Gotham Book" w:hAnsi="Gotham Book"/>
                         <w:b/>
@@ -4291,7 +591,7 @@
                         <w:tab w:val="left" w:pos="6237"/>
                         <w:tab w:val="left" w:pos="8505"/>
                       </w:tabs>
-                      <w:spacing w:line="276" w:lineRule="auto"/>
+                      <w:spacing w:line="240" w:lineRule="auto"/>
                       <w:rPr>
                         <w:rFonts w:ascii="Gotham Book" w:hAnsi="Gotham Book"/>
                         <w:b/>
